--- a/Bases de Datos II/Kit docente/Guia Docente - Parte Practica por Clase.docx
+++ b/Bases de Datos II/Kit docente/Guia Docente - Parte Practica por Clase.docx
@@ -5988,7 +5988,7 @@
           <w:color w:val="111111"/>
           <w:sz w:val="19"/>
         </w:rPr>
-        <w:t>--   pg_dump -Fc -d vetcare -f vetcare_2026-09-15.dump   respaldo logico de LA base</w:t>
+        <w:t>--   pg_dump -Fc -d clinica -f clinica_2026-09-15.dump   respaldo logico de LA base</w:t>
       </w:r>
       <w:r>
         <w:br/>
@@ -6032,7 +6032,7 @@
           <w:color w:val="111111"/>
           <w:sz w:val="19"/>
         </w:rPr>
-        <w:t>--   pg_restore -d vetcare_prueba vetcare_2026-09-15.dump   el ensayo de restauracion</w:t>
+        <w:t>--   pg_restore -d clinica_prueba clinica_2026-09-15.dump   el ensayo de restauracion</w:t>
       </w:r>
       <w:r>
         <w:br/>

--- a/Bases de Datos II/Kit docente/Guia Docente - Parte Practica por Clase.docx
+++ b/Bases de Datos II/Kit docente/Guia Docente - Parte Practica por Clase.docx
@@ -10198,29 +10198,18 @@
           <w:color w:val="111111"/>
           <w:sz w:val="19"/>
         </w:rPr>
-        <w:t>-- Reproduce la siembra sintetica de la actividad: 30.000 citas del</w:t>
-      </w:r>
-      <w:r>
-        <w:br/>
-      </w:r>
-      <w:r>
-        <w:rPr>
-          <w:rFonts w:ascii="Consolas" w:hAnsi="Consolas"/>
-          <w:color w:val="111111"/>
-          <w:sz w:val="19"/>
-        </w:rPr>
-        <w:t>-- 2026-01-05 al 2026-07-23, 5.000 mascotas, 2.000 duenos, 12 veterinarios.</w:t>
-      </w:r>
-      <w:r>
-        <w:br/>
-      </w:r>
-      <w:r>
-        <w:rPr>
-          <w:rFonts w:ascii="Consolas" w:hAnsi="Consolas"/>
-          <w:color w:val="111111"/>
-          <w:sz w:val="19"/>
-        </w:rPr>
-        <w:t>-- (En ExamLab hay 10 citas mas puestas a mano en septiembre: 30.010.)</w:t>
+        <w:t>-- Es la MISMA siembra de la actividad: 10 citas a mano en septiembre + 30.000</w:t>
+      </w:r>
+      <w:r>
+        <w:br/>
+      </w:r>
+      <w:r>
+        <w:rPr>
+          <w:rFonts w:ascii="Consolas" w:hAnsi="Consolas"/>
+          <w:color w:val="111111"/>
+          <w:sz w:val="19"/>
+        </w:rPr>
+        <w:t>-- sinteticas (2026-01-05 a 2026-07-23), 5.008 mascotas, 2.006 duenos, 16 veterinarios.</w:t>
       </w:r>
       <w:r>
         <w:br/>
@@ -10329,18 +10318,40 @@
           <w:color w:val="111111"/>
           <w:sz w:val="19"/>
         </w:rPr>
-        <w:t xml:space="preserve">  nombre   TEXT NOT NULL,</w:t>
-      </w:r>
-      <w:r>
-        <w:br/>
-      </w:r>
-      <w:r>
-        <w:rPr>
-          <w:rFonts w:ascii="Consolas" w:hAnsi="Consolas"/>
-          <w:color w:val="111111"/>
-          <w:sz w:val="19"/>
-        </w:rPr>
-        <w:t xml:space="preserve">  ciudad   TEXT DEFAULT 'Cali'</w:t>
+        <w:t xml:space="preserve">  nombre TEXT NOT NULL,</w:t>
+      </w:r>
+      <w:r>
+        <w:br/>
+      </w:r>
+      <w:r>
+        <w:rPr>
+          <w:rFonts w:ascii="Consolas" w:hAnsi="Consolas"/>
+          <w:color w:val="111111"/>
+          <w:sz w:val="19"/>
+        </w:rPr>
+        <w:t xml:space="preserve">  telefono TEXT,</w:t>
+      </w:r>
+      <w:r>
+        <w:br/>
+      </w:r>
+      <w:r>
+        <w:rPr>
+          <w:rFonts w:ascii="Consolas" w:hAnsi="Consolas"/>
+          <w:color w:val="111111"/>
+          <w:sz w:val="19"/>
+        </w:rPr>
+        <w:t xml:space="preserve">  email TEXT,</w:t>
+      </w:r>
+      <w:r>
+        <w:br/>
+      </w:r>
+      <w:r>
+        <w:rPr>
+          <w:rFonts w:ascii="Consolas" w:hAnsi="Consolas"/>
+          <w:color w:val="111111"/>
+          <w:sz w:val="19"/>
+        </w:rPr>
+        <w:t xml:space="preserve">  ciudad TEXT DEFAULT 'Cali'</w:t>
       </w:r>
       <w:r>
         <w:br/>
@@ -10362,6 +10373,114 @@
           <w:color w:val="111111"/>
           <w:sz w:val="19"/>
         </w:rPr>
+      </w:r>
+      <w:r>
+        <w:br/>
+      </w:r>
+      <w:r>
+        <w:rPr>
+          <w:rFonts w:ascii="Consolas" w:hAnsi="Consolas"/>
+          <w:color w:val="111111"/>
+          <w:sz w:val="19"/>
+        </w:rPr>
+        <w:t>CREATE TABLE mascota (</w:t>
+      </w:r>
+      <w:r>
+        <w:br/>
+      </w:r>
+      <w:r>
+        <w:rPr>
+          <w:rFonts w:ascii="Consolas" w:hAnsi="Consolas"/>
+          <w:color w:val="111111"/>
+          <w:sz w:val="19"/>
+        </w:rPr>
+        <w:t xml:space="preserve">  id_mascota SERIAL PRIMARY KEY,</w:t>
+      </w:r>
+      <w:r>
+        <w:br/>
+      </w:r>
+      <w:r>
+        <w:rPr>
+          <w:rFonts w:ascii="Consolas" w:hAnsi="Consolas"/>
+          <w:color w:val="111111"/>
+          <w:sz w:val="19"/>
+        </w:rPr>
+        <w:t xml:space="preserve">  id_dueno INT NOT NULL REFERENCES dueno(id_dueno),</w:t>
+      </w:r>
+      <w:r>
+        <w:br/>
+      </w:r>
+      <w:r>
+        <w:rPr>
+          <w:rFonts w:ascii="Consolas" w:hAnsi="Consolas"/>
+          <w:color w:val="111111"/>
+          <w:sz w:val="19"/>
+        </w:rPr>
+        <w:t xml:space="preserve">  nombre TEXT NOT NULL,</w:t>
+      </w:r>
+      <w:r>
+        <w:br/>
+      </w:r>
+      <w:r>
+        <w:rPr>
+          <w:rFonts w:ascii="Consolas" w:hAnsi="Consolas"/>
+          <w:color w:val="111111"/>
+          <w:sz w:val="19"/>
+        </w:rPr>
+        <w:t xml:space="preserve">  especie TEXT NOT NULL,</w:t>
+      </w:r>
+      <w:r>
+        <w:br/>
+      </w:r>
+      <w:r>
+        <w:rPr>
+          <w:rFonts w:ascii="Consolas" w:hAnsi="Consolas"/>
+          <w:color w:val="111111"/>
+          <w:sz w:val="19"/>
+        </w:rPr>
+        <w:t xml:space="preserve">  fecha_nac DATE,</w:t>
+      </w:r>
+      <w:r>
+        <w:br/>
+      </w:r>
+      <w:r>
+        <w:rPr>
+          <w:rFonts w:ascii="Consolas" w:hAnsi="Consolas"/>
+          <w:color w:val="111111"/>
+          <w:sz w:val="19"/>
+        </w:rPr>
+        <w:t xml:space="preserve">  activa CHAR(1) NOT NULL DEFAULT 'S' CHECK (activa IN ('S','N'))</w:t>
+      </w:r>
+      <w:r>
+        <w:br/>
+      </w:r>
+      <w:r>
+        <w:rPr>
+          <w:rFonts w:ascii="Consolas" w:hAnsi="Consolas"/>
+          <w:color w:val="111111"/>
+          <w:sz w:val="19"/>
+        </w:rPr>
+        <w:t>);</w:t>
+      </w:r>
+      <w:r>
+        <w:br/>
+      </w:r>
+      <w:r>
+        <w:rPr>
+          <w:rFonts w:ascii="Consolas" w:hAnsi="Consolas"/>
+          <w:color w:val="111111"/>
+          <w:sz w:val="19"/>
+        </w:rPr>
+      </w:r>
+      <w:r>
+        <w:br/>
+      </w:r>
+      <w:r>
+        <w:rPr>
+          <w:rFonts w:ascii="Consolas" w:hAnsi="Consolas"/>
+          <w:color w:val="111111"/>
+          <w:sz w:val="19"/>
+        </w:rPr>
         <w:t>CREATE TABLE veterinario (</w:t>
       </w:r>
       <w:r>
@@ -10384,18 +10503,29 @@
           <w:color w:val="111111"/>
           <w:sz w:val="19"/>
         </w:rPr>
-        <w:t xml:space="preserve">  nombre         TEXT NOT NULL,</w:t>
-      </w:r>
-      <w:r>
-        <w:br/>
-      </w:r>
-      <w:r>
-        <w:rPr>
-          <w:rFonts w:ascii="Consolas" w:hAnsi="Consolas"/>
-          <w:color w:val="111111"/>
-          <w:sz w:val="19"/>
-        </w:rPr>
-        <w:t xml:space="preserve">  especialidad   TEXT</w:t>
+        <w:t xml:space="preserve">  nombre TEXT NOT NULL,</w:t>
+      </w:r>
+      <w:r>
+        <w:br/>
+      </w:r>
+      <w:r>
+        <w:rPr>
+          <w:rFonts w:ascii="Consolas" w:hAnsi="Consolas"/>
+          <w:color w:val="111111"/>
+          <w:sz w:val="19"/>
+        </w:rPr>
+        <w:t xml:space="preserve">  especialidad TEXT,</w:t>
+      </w:r>
+      <w:r>
+        <w:br/>
+      </w:r>
+      <w:r>
+        <w:rPr>
+          <w:rFonts w:ascii="Consolas" w:hAnsi="Consolas"/>
+          <w:color w:val="111111"/>
+          <w:sz w:val="19"/>
+        </w:rPr>
+        <w:t xml:space="preserve">  activo CHAR(1) NOT NULL DEFAULT 'S' CHECK (activo IN ('S','N'))</w:t>
       </w:r>
       <w:r>
         <w:br/>
@@ -10417,51 +10547,83 @@
           <w:color w:val="111111"/>
           <w:sz w:val="19"/>
         </w:rPr>
-        <w:t>CREATE TABLE mascota (</w:t>
-      </w:r>
-      <w:r>
-        <w:br/>
-      </w:r>
-      <w:r>
-        <w:rPr>
-          <w:rFonts w:ascii="Consolas" w:hAnsi="Consolas"/>
-          <w:color w:val="111111"/>
-          <w:sz w:val="19"/>
-        </w:rPr>
-        <w:t xml:space="preserve">  id_mascota SERIAL PRIMARY KEY,</w:t>
-      </w:r>
-      <w:r>
-        <w:br/>
-      </w:r>
-      <w:r>
-        <w:rPr>
-          <w:rFonts w:ascii="Consolas" w:hAnsi="Consolas"/>
-          <w:color w:val="111111"/>
-          <w:sz w:val="19"/>
-        </w:rPr>
-        <w:t xml:space="preserve">  id_dueno   INT NOT NULL REFERENCES dueno(id_dueno),</w:t>
-      </w:r>
-      <w:r>
-        <w:br/>
-      </w:r>
-      <w:r>
-        <w:rPr>
-          <w:rFonts w:ascii="Consolas" w:hAnsi="Consolas"/>
-          <w:color w:val="111111"/>
-          <w:sz w:val="19"/>
-        </w:rPr>
-        <w:t xml:space="preserve">  nombre     TEXT NOT NULL,</w:t>
-      </w:r>
-      <w:r>
-        <w:br/>
-      </w:r>
-      <w:r>
-        <w:rPr>
-          <w:rFonts w:ascii="Consolas" w:hAnsi="Consolas"/>
-          <w:color w:val="111111"/>
-          <w:sz w:val="19"/>
-        </w:rPr>
-        <w:t xml:space="preserve">  especie    TEXT NOT NULL</w:t>
+      </w:r>
+      <w:r>
+        <w:br/>
+      </w:r>
+      <w:r>
+        <w:rPr>
+          <w:rFonts w:ascii="Consolas" w:hAnsi="Consolas"/>
+          <w:color w:val="111111"/>
+          <w:sz w:val="19"/>
+        </w:rPr>
+        <w:t>CREATE TABLE cita (</w:t>
+      </w:r>
+      <w:r>
+        <w:br/>
+      </w:r>
+      <w:r>
+        <w:rPr>
+          <w:rFonts w:ascii="Consolas" w:hAnsi="Consolas"/>
+          <w:color w:val="111111"/>
+          <w:sz w:val="19"/>
+        </w:rPr>
+        <w:t xml:space="preserve">  id_cita SERIAL PRIMARY KEY,</w:t>
+      </w:r>
+      <w:r>
+        <w:br/>
+      </w:r>
+      <w:r>
+        <w:rPr>
+          <w:rFonts w:ascii="Consolas" w:hAnsi="Consolas"/>
+          <w:color w:val="111111"/>
+          <w:sz w:val="19"/>
+        </w:rPr>
+        <w:t xml:space="preserve">  id_mascota INT NOT NULL REFERENCES mascota(id_mascota),</w:t>
+      </w:r>
+      <w:r>
+        <w:br/>
+      </w:r>
+      <w:r>
+        <w:rPr>
+          <w:rFonts w:ascii="Consolas" w:hAnsi="Consolas"/>
+          <w:color w:val="111111"/>
+          <w:sz w:val="19"/>
+        </w:rPr>
+        <w:t xml:space="preserve">  id_veterinario INT NOT NULL REFERENCES veterinario(id_veterinario),</w:t>
+      </w:r>
+      <w:r>
+        <w:br/>
+      </w:r>
+      <w:r>
+        <w:rPr>
+          <w:rFonts w:ascii="Consolas" w:hAnsi="Consolas"/>
+          <w:color w:val="111111"/>
+          <w:sz w:val="19"/>
+        </w:rPr>
+        <w:t xml:space="preserve">  fecha_hora TIMESTAMP NOT NULL,</w:t>
+      </w:r>
+      <w:r>
+        <w:br/>
+      </w:r>
+      <w:r>
+        <w:rPr>
+          <w:rFonts w:ascii="Consolas" w:hAnsi="Consolas"/>
+          <w:color w:val="111111"/>
+          <w:sz w:val="19"/>
+        </w:rPr>
+        <w:t xml:space="preserve">  estado TEXT NOT NULL DEFAULT 'PROGRAMADA'</w:t>
+      </w:r>
+      <w:r>
+        <w:br/>
+      </w:r>
+      <w:r>
+        <w:rPr>
+          <w:rFonts w:ascii="Consolas" w:hAnsi="Consolas"/>
+          <w:color w:val="111111"/>
+          <w:sz w:val="19"/>
+        </w:rPr>
+        <w:t xml:space="preserve">    CHECK (estado IN ('PROGRAMADA','ATENDIDA','CANCELADA'))</w:t>
       </w:r>
       <w:r>
         <w:br/>
@@ -10483,105 +10645,496 @@
           <w:color w:val="111111"/>
           <w:sz w:val="19"/>
         </w:rPr>
-        <w:t>CREATE TABLE cita (</w:t>
-      </w:r>
-      <w:r>
-        <w:br/>
-      </w:r>
-      <w:r>
-        <w:rPr>
-          <w:rFonts w:ascii="Consolas" w:hAnsi="Consolas"/>
-          <w:color w:val="111111"/>
-          <w:sz w:val="19"/>
-        </w:rPr>
-        <w:t xml:space="preserve">  id_cita        SERIAL PRIMARY KEY,</w:t>
-      </w:r>
-      <w:r>
-        <w:br/>
-      </w:r>
-      <w:r>
-        <w:rPr>
-          <w:rFonts w:ascii="Consolas" w:hAnsi="Consolas"/>
-          <w:color w:val="111111"/>
-          <w:sz w:val="19"/>
-        </w:rPr>
-        <w:t xml:space="preserve">  id_mascota     INT NOT NULL REFERENCES mascota(id_mascota),</w:t>
-      </w:r>
-      <w:r>
-        <w:br/>
-      </w:r>
-      <w:r>
-        <w:rPr>
-          <w:rFonts w:ascii="Consolas" w:hAnsi="Consolas"/>
-          <w:color w:val="111111"/>
-          <w:sz w:val="19"/>
-        </w:rPr>
-        <w:t xml:space="preserve">  id_veterinario INT NOT NULL REFERENCES veterinario(id_veterinario),</w:t>
-      </w:r>
-      <w:r>
-        <w:br/>
-      </w:r>
-      <w:r>
-        <w:rPr>
-          <w:rFonts w:ascii="Consolas" w:hAnsi="Consolas"/>
-          <w:color w:val="111111"/>
-          <w:sz w:val="19"/>
-        </w:rPr>
-        <w:t xml:space="preserve">  fecha_hora     TIMESTAMP NOT NULL,</w:t>
-      </w:r>
-      <w:r>
-        <w:br/>
-      </w:r>
-      <w:r>
-        <w:rPr>
-          <w:rFonts w:ascii="Consolas" w:hAnsi="Consolas"/>
-          <w:color w:val="111111"/>
-          <w:sz w:val="19"/>
-        </w:rPr>
-        <w:t xml:space="preserve">  estado         TEXT NOT NULL DEFAULT 'PROGRAMADA'</w:t>
-      </w:r>
-      <w:r>
-        <w:br/>
-      </w:r>
-      <w:r>
-        <w:rPr>
-          <w:rFonts w:ascii="Consolas" w:hAnsi="Consolas"/>
-          <w:color w:val="111111"/>
-          <w:sz w:val="19"/>
-        </w:rPr>
-        <w:t xml:space="preserve">    CHECK (estado IN ('PROGRAMADA','ATENDIDA','CANCELADA'))</w:t>
-      </w:r>
-      <w:r>
-        <w:br/>
-      </w:r>
-      <w:r>
-        <w:rPr>
-          <w:rFonts w:ascii="Consolas" w:hAnsi="Consolas"/>
-          <w:color w:val="111111"/>
-          <w:sz w:val="19"/>
-        </w:rPr>
-        <w:t>);</w:t>
-      </w:r>
-      <w:r>
-        <w:br/>
-      </w:r>
-      <w:r>
-        <w:rPr>
-          <w:rFonts w:ascii="Consolas" w:hAnsi="Consolas"/>
-          <w:color w:val="111111"/>
-          <w:sz w:val="19"/>
-        </w:rPr>
-      </w:r>
-      <w:r>
-        <w:br/>
-      </w:r>
-      <w:r>
-        <w:rPr>
-          <w:rFonts w:ascii="Consolas" w:hAnsi="Consolas"/>
-          <w:color w:val="111111"/>
-          <w:sz w:val="19"/>
-        </w:rPr>
-        <w:t>INSERT INTO dueno (nombre) SELECT 'Dueno ' || g FROM generate_series(1, 2000) AS g;</w:t>
+      </w:r>
+      <w:r>
+        <w:br/>
+      </w:r>
+      <w:r>
+        <w:rPr>
+          <w:rFonts w:ascii="Consolas" w:hAnsi="Consolas"/>
+          <w:color w:val="111111"/>
+          <w:sz w:val="19"/>
+        </w:rPr>
+        <w:t>-- Duenos (ids 1..6 en este orden)</w:t>
+      </w:r>
+      <w:r>
+        <w:br/>
+      </w:r>
+      <w:r>
+        <w:rPr>
+          <w:rFonts w:ascii="Consolas" w:hAnsi="Consolas"/>
+          <w:color w:val="111111"/>
+          <w:sz w:val="19"/>
+        </w:rPr>
+        <w:t>INSERT INTO dueno (nombre, telefono, email) VALUES</w:t>
+      </w:r>
+      <w:r>
+        <w:br/>
+      </w:r>
+      <w:r>
+        <w:rPr>
+          <w:rFonts w:ascii="Consolas" w:hAnsi="Consolas"/>
+          <w:color w:val="111111"/>
+          <w:sz w:val="19"/>
+        </w:rPr>
+        <w:t xml:space="preserve">  ('Ana Gomez',      '3001112233', 'ana.gomez@mail.com'),</w:t>
+      </w:r>
+      <w:r>
+        <w:br/>
+      </w:r>
+      <w:r>
+        <w:rPr>
+          <w:rFonts w:ascii="Consolas" w:hAnsi="Consolas"/>
+          <w:color w:val="111111"/>
+          <w:sz w:val="19"/>
+        </w:rPr>
+        <w:t xml:space="preserve">  ('Carlos Ruiz',    '3014445566', 'carlos.ruiz@mail.com'),</w:t>
+      </w:r>
+      <w:r>
+        <w:br/>
+      </w:r>
+      <w:r>
+        <w:rPr>
+          <w:rFonts w:ascii="Consolas" w:hAnsi="Consolas"/>
+          <w:color w:val="111111"/>
+          <w:sz w:val="19"/>
+        </w:rPr>
+        <w:t xml:space="preserve">  ('Marcela Diaz',   '3027778899', 'marcela.diaz@mail.com'),</w:t>
+      </w:r>
+      <w:r>
+        <w:br/>
+      </w:r>
+      <w:r>
+        <w:rPr>
+          <w:rFonts w:ascii="Consolas" w:hAnsi="Consolas"/>
+          <w:color w:val="111111"/>
+          <w:sz w:val="19"/>
+        </w:rPr>
+        <w:t xml:space="preserve">  ('Jorge Pineda',   '3105551212', 'jorge.pineda@mail.com'),</w:t>
+      </w:r>
+      <w:r>
+        <w:br/>
+      </w:r>
+      <w:r>
+        <w:rPr>
+          <w:rFonts w:ascii="Consolas" w:hAnsi="Consolas"/>
+          <w:color w:val="111111"/>
+          <w:sz w:val="19"/>
+        </w:rPr>
+        <w:t xml:space="preserve">  ('Luisa Cardona',  '3123334455', 'luisa.cardona@mail.com'),</w:t>
+      </w:r>
+      <w:r>
+        <w:br/>
+      </w:r>
+      <w:r>
+        <w:rPr>
+          <w:rFonts w:ascii="Consolas" w:hAnsi="Consolas"/>
+          <w:color w:val="111111"/>
+          <w:sz w:val="19"/>
+        </w:rPr>
+        <w:t xml:space="preserve">  ('Andres Vallejo', '3159998877', 'andres.vallejo@mail.com');</w:t>
+      </w:r>
+      <w:r>
+        <w:br/>
+      </w:r>
+      <w:r>
+        <w:rPr>
+          <w:rFonts w:ascii="Consolas" w:hAnsi="Consolas"/>
+          <w:color w:val="111111"/>
+          <w:sz w:val="19"/>
+        </w:rPr>
+      </w:r>
+      <w:r>
+        <w:br/>
+      </w:r>
+      <w:r>
+        <w:rPr>
+          <w:rFonts w:ascii="Consolas" w:hAnsi="Consolas"/>
+          <w:color w:val="111111"/>
+          <w:sz w:val="19"/>
+        </w:rPr>
+        <w:t>-- Veterinarios (ids 1..4)</w:t>
+      </w:r>
+      <w:r>
+        <w:br/>
+      </w:r>
+      <w:r>
+        <w:rPr>
+          <w:rFonts w:ascii="Consolas" w:hAnsi="Consolas"/>
+          <w:color w:val="111111"/>
+          <w:sz w:val="19"/>
+        </w:rPr>
+        <w:t>INSERT INTO veterinario (nombre, especialidad) VALUES</w:t>
+      </w:r>
+      <w:r>
+        <w:br/>
+      </w:r>
+      <w:r>
+        <w:rPr>
+          <w:rFonts w:ascii="Consolas" w:hAnsi="Consolas"/>
+          <w:color w:val="111111"/>
+          <w:sz w:val="19"/>
+        </w:rPr>
+        <w:t xml:space="preserve">  ('Laura Restrepo', 'General'),</w:t>
+      </w:r>
+      <w:r>
+        <w:br/>
+      </w:r>
+      <w:r>
+        <w:rPr>
+          <w:rFonts w:ascii="Consolas" w:hAnsi="Consolas"/>
+          <w:color w:val="111111"/>
+          <w:sz w:val="19"/>
+        </w:rPr>
+        <w:t xml:space="preserve">  ('Diego Moreno',   'Cirugia'),</w:t>
+      </w:r>
+      <w:r>
+        <w:br/>
+      </w:r>
+      <w:r>
+        <w:rPr>
+          <w:rFonts w:ascii="Consolas" w:hAnsi="Consolas"/>
+          <w:color w:val="111111"/>
+          <w:sz w:val="19"/>
+        </w:rPr>
+        <w:t xml:space="preserve">  ('Paula Salazar',  'Dermatologia'),</w:t>
+      </w:r>
+      <w:r>
+        <w:br/>
+      </w:r>
+      <w:r>
+        <w:rPr>
+          <w:rFonts w:ascii="Consolas" w:hAnsi="Consolas"/>
+          <w:color w:val="111111"/>
+          <w:sz w:val="19"/>
+        </w:rPr>
+        <w:t xml:space="preserve">  ('Ivan Ortiz',     'General');</w:t>
+      </w:r>
+      <w:r>
+        <w:br/>
+      </w:r>
+      <w:r>
+        <w:rPr>
+          <w:rFonts w:ascii="Consolas" w:hAnsi="Consolas"/>
+          <w:color w:val="111111"/>
+          <w:sz w:val="19"/>
+        </w:rPr>
+      </w:r>
+      <w:r>
+        <w:br/>
+      </w:r>
+      <w:r>
+        <w:rPr>
+          <w:rFonts w:ascii="Consolas" w:hAnsi="Consolas"/>
+          <w:color w:val="111111"/>
+          <w:sz w:val="19"/>
+        </w:rPr>
+        <w:t>-- Mascotas (ids 1..8). Rocky (3) y Kiara (8) estan INACTIVAS.</w:t>
+      </w:r>
+      <w:r>
+        <w:br/>
+      </w:r>
+      <w:r>
+        <w:rPr>
+          <w:rFonts w:ascii="Consolas" w:hAnsi="Consolas"/>
+          <w:color w:val="111111"/>
+          <w:sz w:val="19"/>
+        </w:rPr>
+        <w:t>INSERT INTO mascota (id_dueno, nombre, especie, fecha_nac, activa) VALUES</w:t>
+      </w:r>
+      <w:r>
+        <w:br/>
+      </w:r>
+      <w:r>
+        <w:rPr>
+          <w:rFonts w:ascii="Consolas" w:hAnsi="Consolas"/>
+          <w:color w:val="111111"/>
+          <w:sz w:val="19"/>
+        </w:rPr>
+        <w:t xml:space="preserve">  (1, 'Firulais', 'Canino', DATE '2019-04-12', 'S'),</w:t>
+      </w:r>
+      <w:r>
+        <w:br/>
+      </w:r>
+      <w:r>
+        <w:rPr>
+          <w:rFonts w:ascii="Consolas" w:hAnsi="Consolas"/>
+          <w:color w:val="111111"/>
+          <w:sz w:val="19"/>
+        </w:rPr>
+        <w:t xml:space="preserve">  (1, 'Luna',     'Felino', DATE '2021-08-30', 'S'),</w:t>
+      </w:r>
+      <w:r>
+        <w:br/>
+      </w:r>
+      <w:r>
+        <w:rPr>
+          <w:rFonts w:ascii="Consolas" w:hAnsi="Consolas"/>
+          <w:color w:val="111111"/>
+          <w:sz w:val="19"/>
+        </w:rPr>
+        <w:t xml:space="preserve">  (2, 'Rocky',    'Canino', DATE '2015-01-20', 'N'),</w:t>
+      </w:r>
+      <w:r>
+        <w:br/>
+      </w:r>
+      <w:r>
+        <w:rPr>
+          <w:rFonts w:ascii="Consolas" w:hAnsi="Consolas"/>
+          <w:color w:val="111111"/>
+          <w:sz w:val="19"/>
+        </w:rPr>
+        <w:t xml:space="preserve">  (3, 'Mishi',    'Felino', DATE '2022-11-05', 'S'),</w:t>
+      </w:r>
+      <w:r>
+        <w:br/>
+      </w:r>
+      <w:r>
+        <w:rPr>
+          <w:rFonts w:ascii="Consolas" w:hAnsi="Consolas"/>
+          <w:color w:val="111111"/>
+          <w:sz w:val="19"/>
+        </w:rPr>
+        <w:t xml:space="preserve">  (3, 'Bobby',    'Canino', DATE '2018-06-17', 'S'),</w:t>
+      </w:r>
+      <w:r>
+        <w:br/>
+      </w:r>
+      <w:r>
+        <w:rPr>
+          <w:rFonts w:ascii="Consolas" w:hAnsi="Consolas"/>
+          <w:color w:val="111111"/>
+          <w:sz w:val="19"/>
+        </w:rPr>
+        <w:t xml:space="preserve">  (4, 'Nube',     'Felino', DATE '2023-02-09', 'S'),</w:t>
+      </w:r>
+      <w:r>
+        <w:br/>
+      </w:r>
+      <w:r>
+        <w:rPr>
+          <w:rFonts w:ascii="Consolas" w:hAnsi="Consolas"/>
+          <w:color w:val="111111"/>
+          <w:sz w:val="19"/>
+        </w:rPr>
+        <w:t xml:space="preserve">  (5, 'Toby',     'Canino', DATE '2020-09-25', 'S'),</w:t>
+      </w:r>
+      <w:r>
+        <w:br/>
+      </w:r>
+      <w:r>
+        <w:rPr>
+          <w:rFonts w:ascii="Consolas" w:hAnsi="Consolas"/>
+          <w:color w:val="111111"/>
+          <w:sz w:val="19"/>
+        </w:rPr>
+        <w:t xml:space="preserve">  (6, 'Kiara',    'Canino', DATE '2013-03-03', 'N');</w:t>
+      </w:r>
+      <w:r>
+        <w:br/>
+      </w:r>
+      <w:r>
+        <w:rPr>
+          <w:rFonts w:ascii="Consolas" w:hAnsi="Consolas"/>
+          <w:color w:val="111111"/>
+          <w:sz w:val="19"/>
+        </w:rPr>
+      </w:r>
+      <w:r>
+        <w:br/>
+      </w:r>
+      <w:r>
+        <w:rPr>
+          <w:rFonts w:ascii="Consolas" w:hAnsi="Consolas"/>
+          <w:color w:val="111111"/>
+          <w:sz w:val="19"/>
+        </w:rPr>
+        <w:t>-- Citas (ids 1..10)</w:t>
+      </w:r>
+      <w:r>
+        <w:br/>
+      </w:r>
+      <w:r>
+        <w:rPr>
+          <w:rFonts w:ascii="Consolas" w:hAnsi="Consolas"/>
+          <w:color w:val="111111"/>
+          <w:sz w:val="19"/>
+        </w:rPr>
+        <w:t>INSERT INTO cita (id_mascota, id_veterinario, fecha_hora, estado) VALUES</w:t>
+      </w:r>
+      <w:r>
+        <w:br/>
+      </w:r>
+      <w:r>
+        <w:rPr>
+          <w:rFonts w:ascii="Consolas" w:hAnsi="Consolas"/>
+          <w:color w:val="111111"/>
+          <w:sz w:val="19"/>
+        </w:rPr>
+        <w:t xml:space="preserve">  (1, 1, TIMESTAMP '2026-09-01 08:00:00', 'PROGRAMADA'),</w:t>
+      </w:r>
+      <w:r>
+        <w:br/>
+      </w:r>
+      <w:r>
+        <w:rPr>
+          <w:rFonts w:ascii="Consolas" w:hAnsi="Consolas"/>
+          <w:color w:val="111111"/>
+          <w:sz w:val="19"/>
+        </w:rPr>
+        <w:t xml:space="preserve">  (2, 1, TIMESTAMP '2026-09-01 09:00:00', 'ATENDIDA'),</w:t>
+      </w:r>
+      <w:r>
+        <w:br/>
+      </w:r>
+      <w:r>
+        <w:rPr>
+          <w:rFonts w:ascii="Consolas" w:hAnsi="Consolas"/>
+          <w:color w:val="111111"/>
+          <w:sz w:val="19"/>
+        </w:rPr>
+        <w:t xml:space="preserve">  (4, 2, TIMESTAMP '2026-09-01 10:00:00', 'PROGRAMADA'),</w:t>
+      </w:r>
+      <w:r>
+        <w:br/>
+      </w:r>
+      <w:r>
+        <w:rPr>
+          <w:rFonts w:ascii="Consolas" w:hAnsi="Consolas"/>
+          <w:color w:val="111111"/>
+          <w:sz w:val="19"/>
+        </w:rPr>
+        <w:t xml:space="preserve">  (5, 3, TIMESTAMP '2026-09-02 08:30:00', 'CANCELADA'),</w:t>
+      </w:r>
+      <w:r>
+        <w:br/>
+      </w:r>
+      <w:r>
+        <w:rPr>
+          <w:rFonts w:ascii="Consolas" w:hAnsi="Consolas"/>
+          <w:color w:val="111111"/>
+          <w:sz w:val="19"/>
+        </w:rPr>
+        <w:t xml:space="preserve">  (6, 2, TIMESTAMP '2026-09-02 11:00:00', 'ATENDIDA'),</w:t>
+      </w:r>
+      <w:r>
+        <w:br/>
+      </w:r>
+      <w:r>
+        <w:rPr>
+          <w:rFonts w:ascii="Consolas" w:hAnsi="Consolas"/>
+          <w:color w:val="111111"/>
+          <w:sz w:val="19"/>
+        </w:rPr>
+        <w:t xml:space="preserve">  (7, 4, TIMESTAMP '2026-09-03 07:45:00', 'PROGRAMADA'),</w:t>
+      </w:r>
+      <w:r>
+        <w:br/>
+      </w:r>
+      <w:r>
+        <w:rPr>
+          <w:rFonts w:ascii="Consolas" w:hAnsi="Consolas"/>
+          <w:color w:val="111111"/>
+          <w:sz w:val="19"/>
+        </w:rPr>
+        <w:t xml:space="preserve">  (1, 1, TIMESTAMP '2026-09-05 15:00:00', 'ATENDIDA'),</w:t>
+      </w:r>
+      <w:r>
+        <w:br/>
+      </w:r>
+      <w:r>
+        <w:rPr>
+          <w:rFonts w:ascii="Consolas" w:hAnsi="Consolas"/>
+          <w:color w:val="111111"/>
+          <w:sz w:val="19"/>
+        </w:rPr>
+        <w:t xml:space="preserve">  (2, 3, TIMESTAMP '2026-09-08 16:00:00', 'PROGRAMADA'),</w:t>
+      </w:r>
+      <w:r>
+        <w:br/>
+      </w:r>
+      <w:r>
+        <w:rPr>
+          <w:rFonts w:ascii="Consolas" w:hAnsi="Consolas"/>
+          <w:color w:val="111111"/>
+          <w:sz w:val="19"/>
+        </w:rPr>
+        <w:t xml:space="preserve">  (4, 4, TIMESTAMP '2026-09-10 08:00:00', 'PROGRAMADA'),</w:t>
+      </w:r>
+      <w:r>
+        <w:br/>
+      </w:r>
+      <w:r>
+        <w:rPr>
+          <w:rFonts w:ascii="Consolas" w:hAnsi="Consolas"/>
+          <w:color w:val="111111"/>
+          <w:sz w:val="19"/>
+        </w:rPr>
+        <w:t xml:space="preserve">  (6, 1, TIMESTAMP '2026-09-10 09:00:00', 'ATENDIDA');</w:t>
+      </w:r>
+      <w:r>
+        <w:br/>
+      </w:r>
+      <w:r>
+        <w:rPr>
+          <w:rFonts w:ascii="Consolas" w:hAnsi="Consolas"/>
+          <w:color w:val="111111"/>
+          <w:sz w:val="19"/>
+        </w:rPr>
+      </w:r>
+      <w:r>
+        <w:br/>
+      </w:r>
+      <w:r>
+        <w:rPr>
+          <w:rFonts w:ascii="Consolas" w:hAnsi="Consolas"/>
+          <w:color w:val="111111"/>
+          <w:sz w:val="19"/>
+        </w:rPr>
+        <w:t>-- Volumen sintetico para que el planeador tenga con que trabajar</w:t>
+      </w:r>
+      <w:r>
+        <w:br/>
+      </w:r>
+      <w:r>
+        <w:rPr>
+          <w:rFonts w:ascii="Consolas" w:hAnsi="Consolas"/>
+          <w:color w:val="111111"/>
+          <w:sz w:val="19"/>
+        </w:rPr>
+        <w:t>INSERT INTO dueno (nombre, telefono, email)</w:t>
+      </w:r>
+      <w:r>
+        <w:br/>
+      </w:r>
+      <w:r>
+        <w:rPr>
+          <w:rFonts w:ascii="Consolas" w:hAnsi="Consolas"/>
+          <w:color w:val="111111"/>
+          <w:sz w:val="19"/>
+        </w:rPr>
+        <w:t>SELECT 'Dueno ' || g, '300' || LPAD(g::text, 7, '0'), 'dueno' || g || '@mail.com'</w:t>
+      </w:r>
+      <w:r>
+        <w:br/>
+      </w:r>
+      <w:r>
+        <w:rPr>
+          <w:rFonts w:ascii="Consolas" w:hAnsi="Consolas"/>
+          <w:color w:val="111111"/>
+          <w:sz w:val="19"/>
+        </w:rPr>
+        <w:t>FROM generate_series(1, 2000) AS g;</w:t>
+      </w:r>
+      <w:r>
+        <w:br/>
+      </w:r>
+      <w:r>
+        <w:rPr>
+          <w:rFonts w:ascii="Consolas" w:hAnsi="Consolas"/>
+          <w:color w:val="111111"/>
+          <w:sz w:val="19"/>
+        </w:rPr>
       </w:r>
       <w:r>
         <w:br/>
@@ -10658,29 +11211,61 @@
           <w:color w:val="111111"/>
           <w:sz w:val="19"/>
         </w:rPr>
-        <w:t>INSERT INTO mascota (id_dueno, nombre, especie)</w:t>
-      </w:r>
-      <w:r>
-        <w:br/>
-      </w:r>
-      <w:r>
-        <w:rPr>
-          <w:rFonts w:ascii="Consolas" w:hAnsi="Consolas"/>
-          <w:color w:val="111111"/>
-          <w:sz w:val="19"/>
-        </w:rPr>
-        <w:t>SELECT 1 + (g % 2000), 'Mascota ' || g,</w:t>
-      </w:r>
-      <w:r>
-        <w:br/>
-      </w:r>
-      <w:r>
-        <w:rPr>
-          <w:rFonts w:ascii="Consolas" w:hAnsi="Consolas"/>
-          <w:color w:val="111111"/>
-          <w:sz w:val="19"/>
-        </w:rPr>
-        <w:t xml:space="preserve">       CASE WHEN g % 2 = 0 THEN 'Canino' ELSE 'Felino' END</w:t>
+      </w:r>
+      <w:r>
+        <w:br/>
+      </w:r>
+      <w:r>
+        <w:rPr>
+          <w:rFonts w:ascii="Consolas" w:hAnsi="Consolas"/>
+          <w:color w:val="111111"/>
+          <w:sz w:val="19"/>
+        </w:rPr>
+        <w:t>INSERT INTO mascota (id_dueno, nombre, especie, activa)</w:t>
+      </w:r>
+      <w:r>
+        <w:br/>
+      </w:r>
+      <w:r>
+        <w:rPr>
+          <w:rFonts w:ascii="Consolas" w:hAnsi="Consolas"/>
+          <w:color w:val="111111"/>
+          <w:sz w:val="19"/>
+        </w:rPr>
+        <w:t>SELECT 1 + (g % 2000),</w:t>
+      </w:r>
+      <w:r>
+        <w:br/>
+      </w:r>
+      <w:r>
+        <w:rPr>
+          <w:rFonts w:ascii="Consolas" w:hAnsi="Consolas"/>
+          <w:color w:val="111111"/>
+          <w:sz w:val="19"/>
+        </w:rPr>
+        <w:t xml:space="preserve">       'Mascota ' || g,</w:t>
+      </w:r>
+      <w:r>
+        <w:br/>
+      </w:r>
+      <w:r>
+        <w:rPr>
+          <w:rFonts w:ascii="Consolas" w:hAnsi="Consolas"/>
+          <w:color w:val="111111"/>
+          <w:sz w:val="19"/>
+        </w:rPr>
+        <w:t xml:space="preserve">       CASE WHEN g % 2 = 0 THEN 'Canino' ELSE 'Felino' END,</w:t>
+      </w:r>
+      <w:r>
+        <w:br/>
+      </w:r>
+      <w:r>
+        <w:rPr>
+          <w:rFonts w:ascii="Consolas" w:hAnsi="Consolas"/>
+          <w:color w:val="111111"/>
+          <w:sz w:val="19"/>
+        </w:rPr>
+        <w:t xml:space="preserve">       CASE WHEN g % 17 = 0 THEN 'N' ELSE 'S' END</w:t>
       </w:r>
       <w:r>
         <w:br/>
@@ -10702,6 +11287,16 @@
           <w:color w:val="111111"/>
           <w:sz w:val="19"/>
         </w:rPr>
+      </w:r>
+      <w:r>
+        <w:br/>
+      </w:r>
+      <w:r>
+        <w:rPr>
+          <w:rFonts w:ascii="Consolas" w:hAnsi="Consolas"/>
+          <w:color w:val="111111"/>
+          <w:sz w:val="19"/>
+        </w:rPr>
         <w:t>INSERT INTO cita (id_mascota, id_veterinario, fecha_hora, estado)</w:t>
       </w:r>
       <w:r>
@@ -10779,7 +11374,7 @@
           <w:color w:val="111111"/>
           <w:sz w:val="19"/>
         </w:rPr>
-        <w:t xml:space="preserve">            WHEN g % 3  = 0 THEN 'ATENDIDA'</w:t>
+        <w:t xml:space="preserve">            WHEN g % 3 = 0 THEN 'ATENDIDA'</w:t>
       </w:r>
       <w:r>
         <w:br/>
@@ -10822,50 +11417,72 @@
           <w:color w:val="111111"/>
           <w:sz w:val="19"/>
         </w:rPr>
-        <w:t>ANALYZE dueno;  ANALYZE veterinario;  ANALYZE mascota;  ANALYZE cita;</w:t>
-      </w:r>
-      <w:r>
-        <w:br/>
-      </w:r>
-      <w:r>
-        <w:rPr>
-          <w:rFonts w:ascii="Consolas" w:hAnsi="Consolas"/>
-          <w:color w:val="111111"/>
-          <w:sz w:val="19"/>
-        </w:rPr>
-      </w:r>
-      <w:r>
-        <w:br/>
-      </w:r>
-      <w:r>
-        <w:rPr>
-          <w:rFonts w:ascii="Consolas" w:hAnsi="Consolas"/>
-          <w:color w:val="111111"/>
-          <w:sz w:val="19"/>
-        </w:rPr>
-        <w:t>-- Control: 30.000 | 18.182 PROGRAMADA | 9.091 ATENDIDA | 2.727 CANCELADA. En la base de</w:t>
-      </w:r>
-      <w:r>
-        <w:br/>
-      </w:r>
-      <w:r>
-        <w:rPr>
-          <w:rFonts w:ascii="Consolas" w:hAnsi="Consolas"/>
-          <w:color w:val="111111"/>
-          <w:sz w:val="19"/>
-        </w:rPr>
-        <w:t>-- ExamLab hay 10 citas mas sembradas a mano, y ahi el reparto es 30.010 / 18.187 / 9.095 /</w:t>
-      </w:r>
-      <w:r>
-        <w:br/>
-      </w:r>
-      <w:r>
-        <w:rPr>
-          <w:rFonts w:ascii="Consolas" w:hAnsi="Consolas"/>
-          <w:color w:val="111111"/>
-          <w:sz w:val="19"/>
-        </w:rPr>
-        <w:t>-- 2.728. Si su corrida da otros numeros, el resto del script no cuadra.</w:t>
+        <w:t>ANALYZE dueno;</w:t>
+      </w:r>
+      <w:r>
+        <w:br/>
+      </w:r>
+      <w:r>
+        <w:rPr>
+          <w:rFonts w:ascii="Consolas" w:hAnsi="Consolas"/>
+          <w:color w:val="111111"/>
+          <w:sz w:val="19"/>
+        </w:rPr>
+        <w:t>ANALYZE mascota;</w:t>
+      </w:r>
+      <w:r>
+        <w:br/>
+      </w:r>
+      <w:r>
+        <w:rPr>
+          <w:rFonts w:ascii="Consolas" w:hAnsi="Consolas"/>
+          <w:color w:val="111111"/>
+          <w:sz w:val="19"/>
+        </w:rPr>
+        <w:t>ANALYZE veterinario;</w:t>
+      </w:r>
+      <w:r>
+        <w:br/>
+      </w:r>
+      <w:r>
+        <w:rPr>
+          <w:rFonts w:ascii="Consolas" w:hAnsi="Consolas"/>
+          <w:color w:val="111111"/>
+          <w:sz w:val="19"/>
+        </w:rPr>
+        <w:t>ANALYZE cita;</w:t>
+      </w:r>
+      <w:r>
+        <w:br/>
+      </w:r>
+      <w:r>
+        <w:rPr>
+          <w:rFonts w:ascii="Consolas" w:hAnsi="Consolas"/>
+          <w:color w:val="111111"/>
+          <w:sz w:val="19"/>
+        </w:rPr>
+      </w:r>
+      <w:r>
+        <w:br/>
+      </w:r>
+      <w:r>
+        <w:rPr>
+          <w:rFonts w:ascii="Consolas" w:hAnsi="Consolas"/>
+          <w:color w:val="111111"/>
+          <w:sz w:val="19"/>
+        </w:rPr>
+        <w:t>-- Control: 30.010 | 18.187 PROGRAMADA | 9.095 ATENDIDA | 2.728 CANCELADA.</w:t>
+      </w:r>
+      <w:r>
+        <w:br/>
+      </w:r>
+      <w:r>
+        <w:rPr>
+          <w:rFonts w:ascii="Consolas" w:hAnsi="Consolas"/>
+          <w:color w:val="111111"/>
+          <w:sz w:val="19"/>
+        </w:rPr>
+        <w:t>-- Si su corrida da otros numeros, el resto del script no cuadra.</w:t>
       </w:r>
       <w:r>
         <w:br/>
@@ -11190,7 +11807,7 @@
           <w:color w:val="111111"/>
           <w:sz w:val="19"/>
         </w:rPr>
-        <w:t>--     18.182 de las 30.000 de este script (18.187 de 30.010 en ExamLab) porque la pantalla</w:t>
+        <w:t>--     18.187 de las 30.010 citas porque la pantalla</w:t>
       </w:r>
       <w:r>
         <w:br/>

--- a/Bases de Datos II/Kit docente/Guia Docente - Parte Practica por Clase.docx
+++ b/Bases de Datos II/Kit docente/Guia Docente - Parte Practica por Clase.docx
@@ -164,7 +164,7 @@
           <w:color w:val="1A1C1D"/>
           <w:sz w:val="32"/>
         </w:rPr>
-        <w:t>Clase 1 — Revision BD I · Arranque VetCare DB</w:t>
+        <w:t>Clase 1 — Revision BD I · Arranque de la base de datos</w:t>
       </w:r>
     </w:p>
     <w:p>
@@ -811,7 +811,7 @@
           <w:color w:val="1A1C1D"/>
           <w:sz w:val="32"/>
         </w:rPr>
-        <w:t>Clase 2 — Administracion de BD · Roles VetCare</w:t>
+        <w:t>Clase 2 — Administracion de BD · Roles y privilegios</w:t>
       </w:r>
     </w:p>
     <w:p>
@@ -8403,18 +8403,29 @@
           <w:color w:val="111111"/>
           <w:sz w:val="19"/>
         </w:rPr>
-        <w:t>-- Lo que la pantalla de agenda realmente necesita. El LIMIT deja de leer en</w:t>
-      </w:r>
-      <w:r>
-        <w:br/>
-      </w:r>
-      <w:r>
-        <w:rPr>
-          <w:rFonts w:ascii="Consolas" w:hAnsi="Consolas"/>
-          <w:color w:val="111111"/>
-          <w:sz w:val="19"/>
-        </w:rPr>
-        <w:t>-- cuanto tiene 50 filas: por eso baja el tiempo aunque el plan sea el mismo.</w:t>
+        <w:t>-- Lo que la pantalla de agenda realmente necesita. Sin un indice que entregue las</w:t>
+      </w:r>
+      <w:r>
+        <w:br/>
+      </w:r>
+      <w:r>
+        <w:rPr>
+          <w:rFonts w:ascii="Consolas" w:hAnsi="Consolas"/>
+          <w:color w:val="111111"/>
+          <w:sz w:val="19"/>
+        </w:rPr>
+        <w:t>-- filas ya ordenadas, el plan conserva el Seq Scan completo: lee las 30.010, encuentra</w:t>
+      </w:r>
+      <w:r>
+        <w:br/>
+      </w:r>
+      <w:r>
+        <w:rPr>
+          <w:rFonts w:ascii="Consolas" w:hAnsi="Consolas"/>
+          <w:color w:val="111111"/>
+          <w:sz w:val="19"/>
+        </w:rPr>
+        <w:t>-- las 91 y las ordena antes de entregar 50. El LIMIT solo ahorra transportar 41 filas.</w:t>
       </w:r>
       <w:r>
         <w:br/>
@@ -8633,6 +8644,39 @@
           <w:sz w:val="19"/>
         </w:rPr>
         <w:t>-- SubPlan y loops=2006 — un dueno, una ejecucion.</w:t>
+      </w:r>
+      <w:r>
+        <w:br/>
+      </w:r>
+      <w:r>
+        <w:rPr>
+          <w:rFonts w:ascii="Consolas" w:hAnsi="Consolas"/>
+          <w:color w:val="111111"/>
+          <w:sz w:val="19"/>
+        </w:rPr>
+        <w:t>-- OJO: tarda MINUTOS en el navegador (en una prueba sobre PGlite, unos 3,5 min). No esta</w:t>
+      </w:r>
+      <w:r>
+        <w:br/>
+      </w:r>
+      <w:r>
+        <w:rPr>
+          <w:rFonts w:ascii="Consolas" w:hAnsi="Consolas"/>
+          <w:color w:val="111111"/>
+          <w:sz w:val="19"/>
+        </w:rPr>
+        <w:t>-- colgada. Si no hay tiempo, agregue WHERE d.id_dueno &lt;= 200 antes del ORDER BY: el plan</w:t>
+      </w:r>
+      <w:r>
+        <w:br/>
+      </w:r>
+      <w:r>
+        <w:rPr>
+          <w:rFonts w:ascii="Consolas" w:hAnsi="Consolas"/>
+          <w:color w:val="111111"/>
+          <w:sz w:val="19"/>
+        </w:rPr>
+        <w:t>-- dice loops=200 y tarda unos 20 s; la version completa es diez veces eso.</w:t>
       </w:r>
       <w:r>
         <w:br/>
@@ -10089,7 +10133,18 @@
           <w:color w:val="111111"/>
           <w:sz w:val="19"/>
         </w:rPr>
-        <w:t>-- cambie: el plan de ejecucion imprime "Index Scan using &lt;nombre&gt;" y la tabla de</w:t>
+        <w:t>-- cambie: el plan imprime el nombre junto al nodo ("Bitmap Index Scan on &lt;nombre&gt;" en</w:t>
+      </w:r>
+      <w:r>
+        <w:br/>
+      </w:r>
+      <w:r>
+        <w:rPr>
+          <w:rFonts w:ascii="Consolas" w:hAnsi="Consolas"/>
+          <w:color w:val="111111"/>
+          <w:sz w:val="19"/>
+        </w:rPr>
+        <w:t>-- PGlite, "Index Scan using &lt;nombre&gt;" en otros planes) y la tabla de</w:t>
       </w:r>
       <w:r>
         <w:br/>
@@ -11970,7 +12025,18 @@
           <w:color w:val="111111"/>
           <w:sz w:val="19"/>
         </w:rPr>
-        <w:t>-- Esperado: Index Scan using idx_cita_programada_fecha (gana el PARCIAL: recorre 91</w:t>
+        <w:t>-- Esperado (PGlite, PostgreSQL 18): Bitmap Heap Scan con Bitmap Index Scan on</w:t>
+      </w:r>
+      <w:r>
+        <w:br/>
+      </w:r>
+      <w:r>
+        <w:rPr>
+          <w:rFonts w:ascii="Consolas" w:hAnsi="Consolas"/>
+          <w:color w:val="111111"/>
+          <w:sz w:val="19"/>
+        </w:rPr>
+        <w:t>-- idx_cita_programada_fecha (gana el PARCIAL: recorre 91</w:t>
       </w:r>
       <w:r>
         <w:br/>
@@ -12035,7 +12101,7 @@
           <w:color w:val="111111"/>
           <w:sz w:val="19"/>
         </w:rPr>
-        <w:t>-- Esperado: Index Scan (o Bitmap Index Scan) using idx_mascota_dueno.</w:t>
+        <w:t>-- Esperado: Bitmap Index Scan on idx_mascota_dueno (o Index Scan using), 2 filas.</w:t>
       </w:r>
       <w:r>
         <w:br/>
@@ -12230,6 +12296,50 @@
           <w:color w:val="111111"/>
           <w:sz w:val="19"/>
         </w:rPr>
+        <w:t>-- Lo que el orden favorece: Q1 a (estado, fecha_hora), Q2 a (fecha_hora, estado). Pero el</w:t>
+      </w:r>
+      <w:r>
+        <w:br/>
+      </w:r>
+      <w:r>
+        <w:rPr>
+          <w:rFonts w:ascii="Consolas" w:hAnsi="Consolas"/>
+          <w:color w:val="111111"/>
+          <w:sz w:val="19"/>
+        </w:rPr>
+        <w:t>-- planeador elige por costo entre TODOS los indices: con los del bloque 2 todavia creados,</w:t>
+      </w:r>
+      <w:r>
+        <w:br/>
+      </w:r>
+      <w:r>
+        <w:rPr>
+          <w:rFonts w:ascii="Consolas" w:hAnsi="Consolas"/>
+          <w:color w:val="111111"/>
+          <w:sz w:val="19"/>
+        </w:rPr>
+        <w:t>-- PGlite usa idx_cita_programada_fecha en Q1, idx_cita_fecha_hora en Q2 e</w:t>
+      </w:r>
+      <w:r>
+        <w:br/>
+      </w:r>
+      <w:r>
+        <w:rPr>
+          <w:rFonts w:ascii="Consolas" w:hAnsi="Consolas"/>
+          <w:color w:val="111111"/>
+          <w:sz w:val="19"/>
+        </w:rPr>
+        <w:t>-- idx_cita_estado_fecha en Q3. Se reporta el que salga y se explica por que.</w:t>
+      </w:r>
+      <w:r>
+        <w:br/>
+      </w:r>
+      <w:r>
+        <w:rPr>
+          <w:rFonts w:ascii="Consolas" w:hAnsi="Consolas"/>
+          <w:color w:val="111111"/>
+          <w:sz w:val="19"/>
+        </w:rPr>
         <w:t>EXPLAIN ANALYZE   -- Q1 · estado (igualdad) + fecha (rango) -&gt; favorece (estado, fecha_hora)</w:t>
       </w:r>
       <w:r>
@@ -12359,7 +12469,7 @@
           <w:color w:val="111111"/>
           <w:sz w:val="19"/>
         </w:rPr>
-        <w:t>-- Fuerce el experimento: quite el que Q2 estaba usando y vuelva a medir.</w:t>
+        <w:t>-- Fuerce el experimento: quite el compuesto que empieza por fecha_hora y vuelva a medir.</w:t>
       </w:r>
       <w:r>
         <w:br/>
@@ -12425,18 +12535,40 @@
           <w:color w:val="111111"/>
           <w:sz w:val="19"/>
         </w:rPr>
-        <w:t>-- Esperado: cae en idx_cita_fecha_hora o vuelve a Seq Scan, pero NO usa</w:t>
-      </w:r>
-      <w:r>
-        <w:br/>
-      </w:r>
-      <w:r>
-        <w:rPr>
-          <w:rFonts w:ascii="Consolas" w:hAnsi="Consolas"/>
-          <w:color w:val="111111"/>
-          <w:sz w:val="19"/>
-        </w:rPr>
-        <w:t>-- idx_cita_estado_fecha: su columna lider (estado) no aparece en el WHERE.</w:t>
+        <w:t>-- Esperado: Bitmap Index Scan on idx_cita_fecha_hora, que tambien tiene fecha_hora como</w:t>
+      </w:r>
+      <w:r>
+        <w:br/>
+      </w:r>
+      <w:r>
+        <w:rPr>
+          <w:rFonts w:ascii="Consolas" w:hAnsi="Consolas"/>
+          <w:color w:val="111111"/>
+          <w:sz w:val="19"/>
+        </w:rPr>
+        <w:t>-- lider; no idx_cita_estado_fecha, cuya lider (estado) no aparece en el WHERE. Matiz de</w:t>
+      </w:r>
+      <w:r>
+        <w:br/>
+      </w:r>
+      <w:r>
+        <w:rPr>
+          <w:rFonts w:ascii="Consolas" w:hAnsi="Consolas"/>
+          <w:color w:val="111111"/>
+          <w:sz w:val="19"/>
+        </w:rPr>
+        <w:t>-- PostgreSQL 18: si no existiera ningun indice que empiece por fecha_hora, podria usar</w:t>
+      </w:r>
+      <w:r>
+        <w:br/>
+      </w:r>
+      <w:r>
+        <w:rPr>
+          <w:rFonts w:ascii="Consolas" w:hAnsi="Consolas"/>
+          <w:color w:val="111111"/>
+          <w:sz w:val="19"/>
+        </w:rPr>
+        <w:t>-- idx_cita_estado_fecha con un skip scan (el plan lo dice con Index Searches: 7).</w:t>
       </w:r>
       <w:r>
         <w:br/>
@@ -12501,7 +12633,18 @@
           <w:color w:val="111111"/>
           <w:sz w:val="19"/>
         </w:rPr>
-        <w:t>-- PRIMARY KEY (id_cita) a secas no compila, y el mensaje del motor no lo dice asi.</w:t>
+        <w:t>-- PRIMARY KEY (id_cita) a secas no compila: "unique constraint on partitioned table must</w:t>
+      </w:r>
+      <w:r>
+        <w:br/>
+      </w:r>
+      <w:r>
+        <w:rPr>
+          <w:rFonts w:ascii="Consolas" w:hAnsi="Consolas"/>
+          <w:color w:val="111111"/>
+          <w:sz w:val="19"/>
+        </w:rPr>
+        <w:t>-- include all partitioning columns", y el DETAIL nombra la columna que falta (fecha_hora).</w:t>
       </w:r>
       <w:r>
         <w:br/>
@@ -15239,7 +15382,29 @@
           <w:color w:val="111111"/>
           <w:sz w:val="19"/>
         </w:rPr>
-        <w:t>-- Esperado: factura 2 por 9500*2 + 31000*3 = 112.000; insumo 3 en 38 e insumo 2 en 0.</w:t>
+        <w:t>-- Esperado: una segunda factura por 9500*2 + 31000*3 = 112.000, con id_factura = 3 (el</w:t>
+      </w:r>
+      <w:r>
+        <w:br/>
+      </w:r>
+      <w:r>
+        <w:rPr>
+          <w:rFonts w:ascii="Consolas" w:hAnsi="Consolas"/>
+          <w:color w:val="111111"/>
+          <w:sz w:val="19"/>
+        </w:rPr>
+        <w:t>-- CALL fallido consumio el 2 de la secuencia: nextval no se deshace con el ROLLBACK);</w:t>
+      </w:r>
+      <w:r>
+        <w:br/>
+      </w:r>
+      <w:r>
+        <w:rPr>
+          <w:rFonts w:ascii="Consolas" w:hAnsi="Consolas"/>
+          <w:color w:val="111111"/>
+          <w:sz w:val="19"/>
+        </w:rPr>
+        <w:t>-- insumo 3 en 38 e insumo 2 en 0.</w:t>
       </w:r>
       <w:r>
         <w:br/>
@@ -16348,39 +16513,192 @@
           <w:color w:val="111111"/>
           <w:sz w:val="19"/>
         </w:rPr>
-        <w:t>-- VetCare DB · Clase 10 · Demo ejecutable: doble reserva y su mitigacion</w:t>
-      </w:r>
-      <w:r>
-        <w:br/>
-      </w:r>
-      <w:r>
-        <w:rPr>
-          <w:rFonts w:ascii="Consolas" w:hAnsi="Consolas"/>
-          <w:color w:val="111111"/>
-          <w:sz w:val="19"/>
-        </w:rPr>
-        <w:t>-- Ejecutar EN ORDEN: primero se ve el problema, despues la solucion.</w:t>
-      </w:r>
-      <w:r>
-        <w:br/>
-      </w:r>
-      <w:r>
-        <w:rPr>
-          <w:rFonts w:ascii="Consolas" w:hAnsi="Consolas"/>
-          <w:color w:val="111111"/>
-          <w:sz w:val="19"/>
-        </w:rPr>
-      </w:r>
-      <w:r>
-        <w:br/>
-      </w:r>
-      <w:r>
-        <w:rPr>
-          <w:rFonts w:ascii="Consolas" w:hAnsi="Consolas"/>
-          <w:color w:val="111111"/>
-          <w:sz w:val="19"/>
-        </w:rPr>
-        <w:t>-- Paso 1: tabla de demo SIN restriccion (asi llegaria si nadie penso en concurrencia)</w:t>
+        <w:t>-- VetCare DB · Clase 10 · Demo ejecutable: doble reserva, su mitigacion y el doble descuento</w:t>
+      </w:r>
+      <w:r>
+        <w:br/>
+      </w:r>
+      <w:r>
+        <w:rPr>
+          <w:rFonts w:ascii="Consolas" w:hAnsi="Consolas"/>
+          <w:color w:val="111111"/>
+          <w:sz w:val="19"/>
+        </w:rPr>
+        <w:t>-- Ejecutable en PostgreSQL, incluido PGlite (la consola de ExamLab). Corre completo y EN ORDEN:</w:t>
+      </w:r>
+      <w:r>
+        <w:br/>
+      </w:r>
+      <w:r>
+        <w:rPr>
+          <w:rFonts w:ascii="Consolas" w:hAnsi="Consolas"/>
+          <w:color w:val="111111"/>
+          <w:sz w:val="19"/>
+        </w:rPr>
+        <w:t>-- primero el problema, despues la solucion. La ULTIMA sentencia falla A PROPOSITO: es la prueba</w:t>
+      </w:r>
+      <w:r>
+        <w:br/>
+      </w:r>
+      <w:r>
+        <w:rPr>
+          <w:rFonts w:ascii="Consolas" w:hAnsi="Consolas"/>
+          <w:color w:val="111111"/>
+          <w:sz w:val="19"/>
+        </w:rPr>
+        <w:t>-- de que la base ya no acepta la doble reserva.</w:t>
+      </w:r>
+      <w:r>
+        <w:br/>
+      </w:r>
+      <w:r>
+        <w:rPr>
+          <w:rFonts w:ascii="Consolas" w:hAnsi="Consolas"/>
+          <w:color w:val="111111"/>
+          <w:sz w:val="19"/>
+        </w:rPr>
+        <w:t>--</w:t>
+      </w:r>
+      <w:r>
+        <w:br/>
+      </w:r>
+      <w:r>
+        <w:rPr>
+          <w:rFonts w:ascii="Consolas" w:hAnsi="Consolas"/>
+          <w:color w:val="111111"/>
+          <w:sz w:val="19"/>
+        </w:rPr>
+        <w:t>-- Limite declarado: PGlite tiene UNA sola sesion. No se pueden ver dos transacciones</w:t>
+      </w:r>
+      <w:r>
+        <w:br/>
+      </w:r>
+      <w:r>
+        <w:rPr>
+          <w:rFonts w:ascii="Consolas" w:hAnsi="Consolas"/>
+          <w:color w:val="111111"/>
+          <w:sz w:val="19"/>
+        </w:rPr>
+        <w:t>-- esperandose; lo que si se demuestra es que sin la regla la base ACEPTA el dato invalido y que</w:t>
+      </w:r>
+      <w:r>
+        <w:br/>
+      </w:r>
+      <w:r>
+        <w:rPr>
+          <w:rFonts w:ascii="Consolas" w:hAnsi="Consolas"/>
+          <w:color w:val="111111"/>
+          <w:sz w:val="19"/>
+        </w:rPr>
+        <w:t>-- con la regla lo RECHAZA siempre, sin importar el orden ni la velocidad. La espera de T2 se</w:t>
+      </w:r>
+      <w:r>
+        <w:br/>
+      </w:r>
+      <w:r>
+        <w:rPr>
+          <w:rFonts w:ascii="Consolas" w:hAnsi="Consolas"/>
+          <w:color w:val="111111"/>
+          <w:sz w:val="19"/>
+        </w:rPr>
+        <w:t>-- documenta en una linea de tiempo T1/T2.</w:t>
+      </w:r>
+      <w:r>
+        <w:br/>
+      </w:r>
+      <w:r>
+        <w:rPr>
+          <w:rFonts w:ascii="Consolas" w:hAnsi="Consolas"/>
+          <w:color w:val="111111"/>
+          <w:sz w:val="19"/>
+        </w:rPr>
+        <w:t>--</w:t>
+      </w:r>
+      <w:r>
+        <w:br/>
+      </w:r>
+      <w:r>
+        <w:rPr>
+          <w:rFonts w:ascii="Consolas" w:hAnsi="Consolas"/>
+          <w:color w:val="111111"/>
+          <w:sz w:val="19"/>
+        </w:rPr>
+        <w:t>-- Usa tablas propias (cita_demo, insumo_demo) para no tocar la base del proyecto.</w:t>
+      </w:r>
+      <w:r>
+        <w:br/>
+      </w:r>
+      <w:r>
+        <w:rPr>
+          <w:rFonts w:ascii="Consolas" w:hAnsi="Consolas"/>
+          <w:color w:val="111111"/>
+          <w:sz w:val="19"/>
+        </w:rPr>
+      </w:r>
+      <w:r>
+        <w:br/>
+      </w:r>
+      <w:r>
+        <w:rPr>
+          <w:rFonts w:ascii="Consolas" w:hAnsi="Consolas"/>
+          <w:color w:val="111111"/>
+          <w:sz w:val="19"/>
+        </w:rPr>
+        <w:t>-- =====================================================================</w:t>
+      </w:r>
+      <w:r>
+        <w:br/>
+      </w:r>
+      <w:r>
+        <w:rPr>
+          <w:rFonts w:ascii="Consolas" w:hAnsi="Consolas"/>
+          <w:color w:val="111111"/>
+          <w:sz w:val="19"/>
+        </w:rPr>
+        <w:t>-- BLOQUE 0 · Esquema minimo y datos (los DROP permiten correrlo dos veces)</w:t>
+      </w:r>
+      <w:r>
+        <w:br/>
+      </w:r>
+      <w:r>
+        <w:rPr>
+          <w:rFonts w:ascii="Consolas" w:hAnsi="Consolas"/>
+          <w:color w:val="111111"/>
+          <w:sz w:val="19"/>
+        </w:rPr>
+        <w:t>-- =====================================================================</w:t>
+      </w:r>
+      <w:r>
+        <w:br/>
+      </w:r>
+      <w:r>
+        <w:rPr>
+          <w:rFonts w:ascii="Consolas" w:hAnsi="Consolas"/>
+          <w:color w:val="111111"/>
+          <w:sz w:val="19"/>
+        </w:rPr>
+        <w:t>DROP TABLE IF EXISTS cita_demo;</w:t>
+      </w:r>
+      <w:r>
+        <w:br/>
+      </w:r>
+      <w:r>
+        <w:rPr>
+          <w:rFonts w:ascii="Consolas" w:hAnsi="Consolas"/>
+          <w:color w:val="111111"/>
+          <w:sz w:val="19"/>
+        </w:rPr>
+        <w:t>DROP TABLE IF EXISTS insumo_demo;</w:t>
+      </w:r>
+      <w:r>
+        <w:br/>
+      </w:r>
+      <w:r>
+        <w:rPr>
+          <w:rFonts w:ascii="Consolas" w:hAnsi="Consolas"/>
+          <w:color w:val="111111"/>
+          <w:sz w:val="19"/>
+        </w:rPr>
       </w:r>
       <w:r>
         <w:br/>
@@ -16402,18 +16720,18 @@
           <w:color w:val="111111"/>
           <w:sz w:val="19"/>
         </w:rPr>
-        <w:t xml:space="preserve">  id_cita INT PRIMARY KEY,</w:t>
-      </w:r>
-      <w:r>
-        <w:br/>
-      </w:r>
-      <w:r>
-        <w:rPr>
-          <w:rFonts w:ascii="Consolas" w:hAnsi="Consolas"/>
-          <w:color w:val="111111"/>
-          <w:sz w:val="19"/>
-        </w:rPr>
-        <w:t xml:space="preserve">  id_mascota INT NOT NULL,</w:t>
+        <w:t xml:space="preserve">  id_cita        SERIAL PRIMARY KEY,</w:t>
+      </w:r>
+      <w:r>
+        <w:br/>
+      </w:r>
+      <w:r>
+        <w:rPr>
+          <w:rFonts w:ascii="Consolas" w:hAnsi="Consolas"/>
+          <w:color w:val="111111"/>
+          <w:sz w:val="19"/>
+        </w:rPr>
+        <w:t xml:space="preserve">  id_mascota     INT NOT NULL,</w:t>
       </w:r>
       <w:r>
         <w:br/>
@@ -16435,18 +16753,29 @@
           <w:color w:val="111111"/>
           <w:sz w:val="19"/>
         </w:rPr>
-        <w:t xml:space="preserve">  fecha_hora TIMESTAMP NOT NULL,</w:t>
-      </w:r>
-      <w:r>
-        <w:br/>
-      </w:r>
-      <w:r>
-        <w:rPr>
-          <w:rFonts w:ascii="Consolas" w:hAnsi="Consolas"/>
-          <w:color w:val="111111"/>
-          <w:sz w:val="19"/>
-        </w:rPr>
-        <w:t xml:space="preserve">  estado VARCHAR(20) DEFAULT 'PROGRAMADA'</w:t>
+        <w:t xml:space="preserve">  fecha_hora     TIMESTAMP NOT NULL,</w:t>
+      </w:r>
+      <w:r>
+        <w:br/>
+      </w:r>
+      <w:r>
+        <w:rPr>
+          <w:rFonts w:ascii="Consolas" w:hAnsi="Consolas"/>
+          <w:color w:val="111111"/>
+          <w:sz w:val="19"/>
+        </w:rPr>
+        <w:t xml:space="preserve">  estado         TEXT NOT NULL DEFAULT 'PROGRAMADA'</w:t>
+      </w:r>
+      <w:r>
+        <w:br/>
+      </w:r>
+      <w:r>
+        <w:rPr>
+          <w:rFonts w:ascii="Consolas" w:hAnsi="Consolas"/>
+          <w:color w:val="111111"/>
+          <w:sz w:val="19"/>
+        </w:rPr>
+        <w:t xml:space="preserve">                 CHECK (estado IN ('PROGRAMADA', 'ATENDIDA', 'CANCELADA'))</w:t>
       </w:r>
       <w:r>
         <w:br/>
@@ -16468,92 +16797,246 @@
           <w:color w:val="111111"/>
           <w:sz w:val="19"/>
         </w:rPr>
-      </w:r>
-      <w:r>
-        <w:br/>
-      </w:r>
-      <w:r>
-        <w:rPr>
-          <w:rFonts w:ascii="Consolas" w:hAnsi="Consolas"/>
-          <w:color w:val="111111"/>
-          <w:sz w:val="19"/>
-        </w:rPr>
-        <w:t>-- Paso 2: T1 (Recepcion A) agenda la franja - OK</w:t>
-      </w:r>
-      <w:r>
-        <w:br/>
-      </w:r>
-      <w:r>
-        <w:rPr>
-          <w:rFonts w:ascii="Consolas" w:hAnsi="Consolas"/>
-          <w:color w:val="111111"/>
-          <w:sz w:val="19"/>
-        </w:rPr>
-        <w:t>INSERT INTO cita_demo VALUES (1, 10, 5, TIMESTAMP '2026-10-12 09:00:00', 'PROGRAMADA');</w:t>
-      </w:r>
-      <w:r>
-        <w:br/>
-      </w:r>
-      <w:r>
-        <w:rPr>
-          <w:rFonts w:ascii="Consolas" w:hAnsi="Consolas"/>
-          <w:color w:val="111111"/>
-          <w:sz w:val="19"/>
-        </w:rPr>
-      </w:r>
-      <w:r>
-        <w:br/>
-      </w:r>
-      <w:r>
-        <w:rPr>
-          <w:rFonts w:ascii="Consolas" w:hAnsi="Consolas"/>
-          <w:color w:val="111111"/>
-          <w:sz w:val="19"/>
-        </w:rPr>
-        <w:t>-- Paso 3: T2 (Recepcion B) agenda OTRA mascota, MISMO veterinario, MISMA franja.</w:t>
-      </w:r>
-      <w:r>
-        <w:br/>
-      </w:r>
-      <w:r>
-        <w:rPr>
-          <w:rFonts w:ascii="Consolas" w:hAnsi="Consolas"/>
-          <w:color w:val="111111"/>
-          <w:sz w:val="19"/>
-        </w:rPr>
-        <w:t>-- Sin restriccion esto se inserta SIN ERROR -&gt; aqui esta la doble reserva.</w:t>
-      </w:r>
-      <w:r>
-        <w:br/>
-      </w:r>
-      <w:r>
-        <w:rPr>
-          <w:rFonts w:ascii="Consolas" w:hAnsi="Consolas"/>
-          <w:color w:val="111111"/>
-          <w:sz w:val="19"/>
-        </w:rPr>
-        <w:t>INSERT INTO cita_demo VALUES (2, 22, 5, TIMESTAMP '2026-10-12 09:00:00', 'PROGRAMADA');</w:t>
-      </w:r>
-      <w:r>
-        <w:br/>
-      </w:r>
-      <w:r>
-        <w:rPr>
-          <w:rFonts w:ascii="Consolas" w:hAnsi="Consolas"/>
-          <w:color w:val="111111"/>
-          <w:sz w:val="19"/>
-        </w:rPr>
-      </w:r>
-      <w:r>
-        <w:br/>
-      </w:r>
-      <w:r>
-        <w:rPr>
-          <w:rFonts w:ascii="Consolas" w:hAnsi="Consolas"/>
-          <w:color w:val="111111"/>
-          <w:sz w:val="19"/>
-        </w:rPr>
-        <w:t>-- Evidencia del problema: dos citas para el mismo veterinario en la misma franja</w:t>
+        <w:t>INSERT INTO cita_demo (id_mascota, id_veterinario, fecha_hora, estado) VALUES</w:t>
+      </w:r>
+      <w:r>
+        <w:br/>
+      </w:r>
+      <w:r>
+        <w:rPr>
+          <w:rFonts w:ascii="Consolas" w:hAnsi="Consolas"/>
+          <w:color w:val="111111"/>
+          <w:sz w:val="19"/>
+        </w:rPr>
+        <w:t xml:space="preserve">  (1, 1, TIMESTAMP '2026-09-01 08:00:00', 'PROGRAMADA'),</w:t>
+      </w:r>
+      <w:r>
+        <w:br/>
+      </w:r>
+      <w:r>
+        <w:rPr>
+          <w:rFonts w:ascii="Consolas" w:hAnsi="Consolas"/>
+          <w:color w:val="111111"/>
+          <w:sz w:val="19"/>
+        </w:rPr>
+        <w:t xml:space="preserve">  (2, 1, TIMESTAMP '2026-09-01 09:00:00', 'ATENDIDA'),</w:t>
+      </w:r>
+      <w:r>
+        <w:br/>
+      </w:r>
+      <w:r>
+        <w:rPr>
+          <w:rFonts w:ascii="Consolas" w:hAnsi="Consolas"/>
+          <w:color w:val="111111"/>
+          <w:sz w:val="19"/>
+        </w:rPr>
+        <w:t xml:space="preserve">  (4, 2, TIMESTAMP '2026-09-01 10:00:00', 'PROGRAMADA'),</w:t>
+      </w:r>
+      <w:r>
+        <w:br/>
+      </w:r>
+      <w:r>
+        <w:rPr>
+          <w:rFonts w:ascii="Consolas" w:hAnsi="Consolas"/>
+          <w:color w:val="111111"/>
+          <w:sz w:val="19"/>
+        </w:rPr>
+        <w:t xml:space="preserve">  (5, 3, TIMESTAMP '2026-09-02 08:30:00', 'CANCELADA');</w:t>
+      </w:r>
+      <w:r>
+        <w:br/>
+      </w:r>
+      <w:r>
+        <w:rPr>
+          <w:rFonts w:ascii="Consolas" w:hAnsi="Consolas"/>
+          <w:color w:val="111111"/>
+          <w:sz w:val="19"/>
+        </w:rPr>
+      </w:r>
+      <w:r>
+        <w:br/>
+      </w:r>
+      <w:r>
+        <w:rPr>
+          <w:rFonts w:ascii="Consolas" w:hAnsi="Consolas"/>
+          <w:color w:val="111111"/>
+          <w:sz w:val="19"/>
+        </w:rPr>
+        <w:t>CREATE TABLE insumo_demo (</w:t>
+      </w:r>
+      <w:r>
+        <w:br/>
+      </w:r>
+      <w:r>
+        <w:rPr>
+          <w:rFonts w:ascii="Consolas" w:hAnsi="Consolas"/>
+          <w:color w:val="111111"/>
+          <w:sz w:val="19"/>
+        </w:rPr>
+        <w:t xml:space="preserve">  id_insumo INT PRIMARY KEY,</w:t>
+      </w:r>
+      <w:r>
+        <w:br/>
+      </w:r>
+      <w:r>
+        <w:rPr>
+          <w:rFonts w:ascii="Consolas" w:hAnsi="Consolas"/>
+          <w:color w:val="111111"/>
+          <w:sz w:val="19"/>
+        </w:rPr>
+        <w:t xml:space="preserve">  nombre    TEXT NOT NULL,</w:t>
+      </w:r>
+      <w:r>
+        <w:br/>
+      </w:r>
+      <w:r>
+        <w:rPr>
+          <w:rFonts w:ascii="Consolas" w:hAnsi="Consolas"/>
+          <w:color w:val="111111"/>
+          <w:sz w:val="19"/>
+        </w:rPr>
+        <w:t xml:space="preserve">  stock     INT NOT NULL CHECK (stock &gt;= 0)</w:t>
+      </w:r>
+      <w:r>
+        <w:br/>
+      </w:r>
+      <w:r>
+        <w:rPr>
+          <w:rFonts w:ascii="Consolas" w:hAnsi="Consolas"/>
+          <w:color w:val="111111"/>
+          <w:sz w:val="19"/>
+        </w:rPr>
+        <w:t>);</w:t>
+      </w:r>
+      <w:r>
+        <w:br/>
+      </w:r>
+      <w:r>
+        <w:rPr>
+          <w:rFonts w:ascii="Consolas" w:hAnsi="Consolas"/>
+          <w:color w:val="111111"/>
+          <w:sz w:val="19"/>
+        </w:rPr>
+        <w:t>INSERT INTO insumo_demo VALUES (2, 'Vacuna triple felina', 3);</w:t>
+      </w:r>
+      <w:r>
+        <w:br/>
+      </w:r>
+      <w:r>
+        <w:rPr>
+          <w:rFonts w:ascii="Consolas" w:hAnsi="Consolas"/>
+          <w:color w:val="111111"/>
+          <w:sz w:val="19"/>
+        </w:rPr>
+      </w:r>
+      <w:r>
+        <w:br/>
+      </w:r>
+      <w:r>
+        <w:rPr>
+          <w:rFonts w:ascii="Consolas" w:hAnsi="Consolas"/>
+          <w:color w:val="111111"/>
+          <w:sz w:val="19"/>
+        </w:rPr>
+        <w:t>-- =====================================================================</w:t>
+      </w:r>
+      <w:r>
+        <w:br/>
+      </w:r>
+      <w:r>
+        <w:rPr>
+          <w:rFonts w:ascii="Consolas" w:hAnsi="Consolas"/>
+          <w:color w:val="111111"/>
+          <w:sz w:val="19"/>
+        </w:rPr>
+        <w:t>-- BLOQUE 1 · El problema: sin regla, la base acepta la doble reserva</w:t>
+      </w:r>
+      <w:r>
+        <w:br/>
+      </w:r>
+      <w:r>
+        <w:rPr>
+          <w:rFonts w:ascii="Consolas" w:hAnsi="Consolas"/>
+          <w:color w:val="111111"/>
+          <w:sz w:val="19"/>
+        </w:rPr>
+        <w:t>-- =====================================================================</w:t>
+      </w:r>
+      <w:r>
+        <w:br/>
+      </w:r>
+      <w:r>
+        <w:rPr>
+          <w:rFonts w:ascii="Consolas" w:hAnsi="Consolas"/>
+          <w:color w:val="111111"/>
+          <w:sz w:val="19"/>
+        </w:rPr>
+        <w:t>-- T1 (recepcion A) y T2 (recepcion B) agendan al veterinario 2 a la misma hora.</w:t>
+      </w:r>
+      <w:r>
+        <w:br/>
+      </w:r>
+      <w:r>
+        <w:rPr>
+          <w:rFonts w:ascii="Consolas" w:hAnsi="Consolas"/>
+          <w:color w:val="111111"/>
+          <w:sz w:val="19"/>
+        </w:rPr>
+        <w:t>INSERT INTO cita_demo (id_mascota, id_veterinario, fecha_hora, estado)</w:t>
+      </w:r>
+      <w:r>
+        <w:br/>
+      </w:r>
+      <w:r>
+        <w:rPr>
+          <w:rFonts w:ascii="Consolas" w:hAnsi="Consolas"/>
+          <w:color w:val="111111"/>
+          <w:sz w:val="19"/>
+        </w:rPr>
+        <w:t>VALUES (4, 2, TIMESTAMP '2026-09-15 10:00:00', 'PROGRAMADA');      -- T1: INSERT 0 1</w:t>
+      </w:r>
+      <w:r>
+        <w:br/>
+      </w:r>
+      <w:r>
+        <w:rPr>
+          <w:rFonts w:ascii="Consolas" w:hAnsi="Consolas"/>
+          <w:color w:val="111111"/>
+          <w:sz w:val="19"/>
+        </w:rPr>
+        <w:t>INSERT INTO cita_demo (id_mascota, id_veterinario, fecha_hora, estado)</w:t>
+      </w:r>
+      <w:r>
+        <w:br/>
+      </w:r>
+      <w:r>
+        <w:rPr>
+          <w:rFonts w:ascii="Consolas" w:hAnsi="Consolas"/>
+          <w:color w:val="111111"/>
+          <w:sz w:val="19"/>
+        </w:rPr>
+        <w:t>VALUES (5, 2, TIMESTAMP '2026-09-15 10:00:00', 'PROGRAMADA');      -- T2: INSERT 0 1, sin error</w:t>
+      </w:r>
+      <w:r>
+        <w:br/>
+      </w:r>
+      <w:r>
+        <w:rPr>
+          <w:rFonts w:ascii="Consolas" w:hAnsi="Consolas"/>
+          <w:color w:val="111111"/>
+          <w:sz w:val="19"/>
+        </w:rPr>
+      </w:r>
+      <w:r>
+        <w:br/>
+      </w:r>
+      <w:r>
+        <w:rPr>
+          <w:rFonts w:ascii="Consolas" w:hAnsi="Consolas"/>
+          <w:color w:val="111111"/>
+          <w:sz w:val="19"/>
+        </w:rPr>
+        <w:t>-- Deteccion: franjas con mas de una cita vigente.</w:t>
       </w:r>
       <w:r>
         <w:br/>
@@ -16586,6 +17069,17 @@
           <w:color w:val="111111"/>
           <w:sz w:val="19"/>
         </w:rPr>
+        <w:t>WHERE estado &lt;&gt; 'CANCELADA'</w:t>
+      </w:r>
+      <w:r>
+        <w:br/>
+      </w:r>
+      <w:r>
+        <w:rPr>
+          <w:rFonts w:ascii="Consolas" w:hAnsi="Consolas"/>
+          <w:color w:val="111111"/>
+          <w:sz w:val="19"/>
+        </w:rPr>
         <w:t>GROUP BY id_veterinario, fecha_hora</w:t>
       </w:r>
       <w:r>
@@ -16608,82 +17102,615 @@
           <w:color w:val="111111"/>
           <w:sz w:val="19"/>
         </w:rPr>
-      </w:r>
-      <w:r>
-        <w:br/>
-      </w:r>
-      <w:r>
-        <w:rPr>
-          <w:rFonts w:ascii="Consolas" w:hAnsi="Consolas"/>
-          <w:color w:val="111111"/>
-          <w:sz w:val="19"/>
-        </w:rPr>
-        <w:t>-- Paso 4: la mitigacion real - la restriccion que debio existir desde el diseño</w:t>
-      </w:r>
-      <w:r>
-        <w:br/>
-      </w:r>
-      <w:r>
-        <w:rPr>
-          <w:rFonts w:ascii="Consolas" w:hAnsi="Consolas"/>
-          <w:color w:val="111111"/>
-          <w:sz w:val="19"/>
-        </w:rPr>
-        <w:t>ALTER TABLE cita_demo</w:t>
-      </w:r>
-      <w:r>
-        <w:br/>
-      </w:r>
-      <w:r>
-        <w:rPr>
-          <w:rFonts w:ascii="Consolas" w:hAnsi="Consolas"/>
-          <w:color w:val="111111"/>
-          <w:sz w:val="19"/>
-        </w:rPr>
-        <w:t xml:space="preserve">  ADD CONSTRAINT uq_cita_demo_vet_fecha UNIQUE (id_veterinario, fecha_hora);</w:t>
-      </w:r>
-      <w:r>
-        <w:br/>
-      </w:r>
-      <w:r>
-        <w:rPr>
-          <w:rFonts w:ascii="Consolas" w:hAnsi="Consolas"/>
-          <w:color w:val="111111"/>
-          <w:sz w:val="19"/>
-        </w:rPr>
-      </w:r>
-      <w:r>
-        <w:br/>
-      </w:r>
-      <w:r>
-        <w:rPr>
-          <w:rFonts w:ascii="Consolas" w:hAnsi="Consolas"/>
-          <w:color w:val="111111"/>
-          <w:sz w:val="19"/>
-        </w:rPr>
-        <w:t>-- Paso 5: repetir el intento de doble reserva - AHORA debe fallar</w:t>
-      </w:r>
-      <w:r>
-        <w:br/>
-      </w:r>
-      <w:r>
-        <w:rPr>
-          <w:rFonts w:ascii="Consolas" w:hAnsi="Consolas"/>
-          <w:color w:val="111111"/>
-          <w:sz w:val="19"/>
-        </w:rPr>
-        <w:t>INSERT INTO cita_demo VALUES (3, 35, 5, TIMESTAMP '2026-10-12 09:00:00', 'PROGRAMADA');</w:t>
-      </w:r>
-      <w:r>
-        <w:br/>
-      </w:r>
-      <w:r>
-        <w:rPr>
-          <w:rFonts w:ascii="Consolas" w:hAnsi="Consolas"/>
-          <w:color w:val="111111"/>
-          <w:sz w:val="19"/>
-        </w:rPr>
-        <w:t>-- Esperado: error de restriccion unica (ORA-00001 en Oracle) -&gt; la BD rechaza la doble reserva.</w:t>
+        <w:t>-- Esperado: 1 fila -&gt; 2 | 2026-09-15 10:00:00 | 2</w:t>
+      </w:r>
+      <w:r>
+        <w:br/>
+      </w:r>
+      <w:r>
+        <w:rPr>
+          <w:rFonts w:ascii="Consolas" w:hAnsi="Consolas"/>
+          <w:color w:val="111111"/>
+          <w:sz w:val="19"/>
+        </w:rPr>
+      </w:r>
+      <w:r>
+        <w:br/>
+      </w:r>
+      <w:r>
+        <w:rPr>
+          <w:rFonts w:ascii="Consolas" w:hAnsi="Consolas"/>
+          <w:color w:val="111111"/>
+          <w:sz w:val="19"/>
+        </w:rPr>
+        <w:t>-- =====================================================================</w:t>
+      </w:r>
+      <w:r>
+        <w:br/>
+      </w:r>
+      <w:r>
+        <w:rPr>
+          <w:rFonts w:ascii="Consolas" w:hAnsi="Consolas"/>
+          <w:color w:val="111111"/>
+          <w:sz w:val="19"/>
+        </w:rPr>
+        <w:t>-- BLOQUE 2 · Limpiar ANTES de crear la regla</w:t>
+      </w:r>
+      <w:r>
+        <w:br/>
+      </w:r>
+      <w:r>
+        <w:rPr>
+          <w:rFonts w:ascii="Consolas" w:hAnsi="Consolas"/>
+          <w:color w:val="111111"/>
+          <w:sz w:val="19"/>
+        </w:rPr>
+        <w:t>-- =====================================================================</w:t>
+      </w:r>
+      <w:r>
+        <w:br/>
+      </w:r>
+      <w:r>
+        <w:rPr>
+          <w:rFonts w:ascii="Consolas" w:hAnsi="Consolas"/>
+          <w:color w:val="111111"/>
+          <w:sz w:val="19"/>
+        </w:rPr>
+        <w:t>-- Con el duplicado adentro, el indice no se puede crear:</w:t>
+      </w:r>
+      <w:r>
+        <w:br/>
+      </w:r>
+      <w:r>
+        <w:rPr>
+          <w:rFonts w:ascii="Consolas" w:hAnsi="Consolas"/>
+          <w:color w:val="111111"/>
+          <w:sz w:val="19"/>
+        </w:rPr>
+        <w:t>--   ERROR:  could not create unique index "uq_cita_demo_vet_franja"</w:t>
+      </w:r>
+      <w:r>
+        <w:br/>
+      </w:r>
+      <w:r>
+        <w:rPr>
+          <w:rFonts w:ascii="Consolas" w:hAnsi="Consolas"/>
+          <w:color w:val="111111"/>
+          <w:sz w:val="19"/>
+        </w:rPr>
+        <w:t>--   DETAIL:  Key (id_veterinario, fecha_hora)=(2, 2026-09-15 10:00:00) is duplicated.</w:t>
+      </w:r>
+      <w:r>
+        <w:br/>
+      </w:r>
+      <w:r>
+        <w:rPr>
+          <w:rFonts w:ascii="Consolas" w:hAnsi="Consolas"/>
+          <w:color w:val="111111"/>
+          <w:sz w:val="19"/>
+        </w:rPr>
+        <w:t>-- Se borra la segunda reserva (la de mayor id).</w:t>
+      </w:r>
+      <w:r>
+        <w:br/>
+      </w:r>
+      <w:r>
+        <w:rPr>
+          <w:rFonts w:ascii="Consolas" w:hAnsi="Consolas"/>
+          <w:color w:val="111111"/>
+          <w:sz w:val="19"/>
+        </w:rPr>
+        <w:t>DELETE FROM cita_demo WHERE id_cita = (SELECT MAX(id_cita) FROM cita_demo);</w:t>
+      </w:r>
+      <w:r>
+        <w:br/>
+      </w:r>
+      <w:r>
+        <w:rPr>
+          <w:rFonts w:ascii="Consolas" w:hAnsi="Consolas"/>
+          <w:color w:val="111111"/>
+          <w:sz w:val="19"/>
+        </w:rPr>
+      </w:r>
+      <w:r>
+        <w:br/>
+      </w:r>
+      <w:r>
+        <w:rPr>
+          <w:rFonts w:ascii="Consolas" w:hAnsi="Consolas"/>
+          <w:color w:val="111111"/>
+          <w:sz w:val="19"/>
+        </w:rPr>
+        <w:t>-- =====================================================================</w:t>
+      </w:r>
+      <w:r>
+        <w:br/>
+      </w:r>
+      <w:r>
+        <w:rPr>
+          <w:rFonts w:ascii="Consolas" w:hAnsi="Consolas"/>
+          <w:color w:val="111111"/>
+          <w:sz w:val="19"/>
+        </w:rPr>
+        <w:t>-- BLOQUE 3 · La regla: indice unico PARCIAL (una cita CANCELADA libera su franja)</w:t>
+      </w:r>
+      <w:r>
+        <w:br/>
+      </w:r>
+      <w:r>
+        <w:rPr>
+          <w:rFonts w:ascii="Consolas" w:hAnsi="Consolas"/>
+          <w:color w:val="111111"/>
+          <w:sz w:val="19"/>
+        </w:rPr>
+        <w:t>-- =====================================================================</w:t>
+      </w:r>
+      <w:r>
+        <w:br/>
+      </w:r>
+      <w:r>
+        <w:rPr>
+          <w:rFonts w:ascii="Consolas" w:hAnsi="Consolas"/>
+          <w:color w:val="111111"/>
+          <w:sz w:val="19"/>
+        </w:rPr>
+        <w:t>CREATE UNIQUE INDEX uq_cita_demo_vet_franja</w:t>
+      </w:r>
+      <w:r>
+        <w:br/>
+      </w:r>
+      <w:r>
+        <w:rPr>
+          <w:rFonts w:ascii="Consolas" w:hAnsi="Consolas"/>
+          <w:color w:val="111111"/>
+          <w:sz w:val="19"/>
+        </w:rPr>
+        <w:t xml:space="preserve">  ON cita_demo (id_veterinario, fecha_hora)</w:t>
+      </w:r>
+      <w:r>
+        <w:br/>
+      </w:r>
+      <w:r>
+        <w:rPr>
+          <w:rFonts w:ascii="Consolas" w:hAnsi="Consolas"/>
+          <w:color w:val="111111"/>
+          <w:sz w:val="19"/>
+        </w:rPr>
+        <w:t xml:space="preserve">  WHERE estado &lt;&gt; 'CANCELADA';</w:t>
+      </w:r>
+      <w:r>
+        <w:br/>
+      </w:r>
+      <w:r>
+        <w:rPr>
+          <w:rFonts w:ascii="Consolas" w:hAnsi="Consolas"/>
+          <w:color w:val="111111"/>
+          <w:sz w:val="19"/>
+        </w:rPr>
+      </w:r>
+      <w:r>
+        <w:br/>
+      </w:r>
+      <w:r>
+        <w:rPr>
+          <w:rFonts w:ascii="Consolas" w:hAnsi="Consolas"/>
+          <w:color w:val="111111"/>
+          <w:sz w:val="19"/>
+        </w:rPr>
+        <w:t>-- La excepcion correcta: una CANCELADA en una franja ocupada SI entra (el indice no la mira).</w:t>
+      </w:r>
+      <w:r>
+        <w:br/>
+      </w:r>
+      <w:r>
+        <w:rPr>
+          <w:rFonts w:ascii="Consolas" w:hAnsi="Consolas"/>
+          <w:color w:val="111111"/>
+          <w:sz w:val="19"/>
+        </w:rPr>
+        <w:t>INSERT INTO cita_demo (id_mascota, id_veterinario, fecha_hora, estado)</w:t>
+      </w:r>
+      <w:r>
+        <w:br/>
+      </w:r>
+      <w:r>
+        <w:rPr>
+          <w:rFonts w:ascii="Consolas" w:hAnsi="Consolas"/>
+          <w:color w:val="111111"/>
+          <w:sz w:val="19"/>
+        </w:rPr>
+        <w:t>VALUES (6, 1, TIMESTAMP '2026-09-01 08:00:00', 'CANCELADA');       -- INSERT 0 1</w:t>
+      </w:r>
+      <w:r>
+        <w:br/>
+      </w:r>
+      <w:r>
+        <w:rPr>
+          <w:rFonts w:ascii="Consolas" w:hAnsi="Consolas"/>
+          <w:color w:val="111111"/>
+          <w:sz w:val="19"/>
+        </w:rPr>
+      </w:r>
+      <w:r>
+        <w:br/>
+      </w:r>
+      <w:r>
+        <w:rPr>
+          <w:rFonts w:ascii="Consolas" w:hAnsi="Consolas"/>
+          <w:color w:val="111111"/>
+          <w:sz w:val="19"/>
+        </w:rPr>
+        <w:t>-- El rechazo, capturado y traducido a lenguaje de negocio (asi lo haria un procedimiento):</w:t>
+      </w:r>
+      <w:r>
+        <w:br/>
+      </w:r>
+      <w:r>
+        <w:rPr>
+          <w:rFonts w:ascii="Consolas" w:hAnsi="Consolas"/>
+          <w:color w:val="111111"/>
+          <w:sz w:val="19"/>
+        </w:rPr>
+        <w:t>DO $$</w:t>
+      </w:r>
+      <w:r>
+        <w:br/>
+      </w:r>
+      <w:r>
+        <w:rPr>
+          <w:rFonts w:ascii="Consolas" w:hAnsi="Consolas"/>
+          <w:color w:val="111111"/>
+          <w:sz w:val="19"/>
+        </w:rPr>
+        <w:t>BEGIN</w:t>
+      </w:r>
+      <w:r>
+        <w:br/>
+      </w:r>
+      <w:r>
+        <w:rPr>
+          <w:rFonts w:ascii="Consolas" w:hAnsi="Consolas"/>
+          <w:color w:val="111111"/>
+          <w:sz w:val="19"/>
+        </w:rPr>
+        <w:t xml:space="preserve">  INSERT INTO cita_demo (id_mascota, id_veterinario, fecha_hora, estado)</w:t>
+      </w:r>
+      <w:r>
+        <w:br/>
+      </w:r>
+      <w:r>
+        <w:rPr>
+          <w:rFonts w:ascii="Consolas" w:hAnsi="Consolas"/>
+          <w:color w:val="111111"/>
+          <w:sz w:val="19"/>
+        </w:rPr>
+        <w:t xml:space="preserve">  VALUES (5, 1, TIMESTAMP '2026-09-01 08:00:00', 'PROGRAMADA');</w:t>
+      </w:r>
+      <w:r>
+        <w:br/>
+      </w:r>
+      <w:r>
+        <w:rPr>
+          <w:rFonts w:ascii="Consolas" w:hAnsi="Consolas"/>
+          <w:color w:val="111111"/>
+          <w:sz w:val="19"/>
+        </w:rPr>
+        <w:t xml:space="preserve">  RAISE NOTICE 'FALLO: se permitio la doble reserva';</w:t>
+      </w:r>
+      <w:r>
+        <w:br/>
+      </w:r>
+      <w:r>
+        <w:rPr>
+          <w:rFonts w:ascii="Consolas" w:hAnsi="Consolas"/>
+          <w:color w:val="111111"/>
+          <w:sz w:val="19"/>
+        </w:rPr>
+        <w:t>EXCEPTION WHEN unique_violation THEN</w:t>
+      </w:r>
+      <w:r>
+        <w:br/>
+      </w:r>
+      <w:r>
+        <w:rPr>
+          <w:rFonts w:ascii="Consolas" w:hAnsi="Consolas"/>
+          <w:color w:val="111111"/>
+          <w:sz w:val="19"/>
+        </w:rPr>
+        <w:t xml:space="preserve">  RAISE NOTICE 'Ese horario acaba de ser tomado, elija otro (%)', SQLSTATE;</w:t>
+      </w:r>
+      <w:r>
+        <w:br/>
+      </w:r>
+      <w:r>
+        <w:rPr>
+          <w:rFonts w:ascii="Consolas" w:hAnsi="Consolas"/>
+          <w:color w:val="111111"/>
+          <w:sz w:val="19"/>
+        </w:rPr>
+        <w:t>END $$;</w:t>
+      </w:r>
+      <w:r>
+        <w:br/>
+      </w:r>
+      <w:r>
+        <w:rPr>
+          <w:rFonts w:ascii="Consolas" w:hAnsi="Consolas"/>
+          <w:color w:val="111111"/>
+          <w:sz w:val="19"/>
+        </w:rPr>
+        <w:t>-- Esperado: NOTICE:  Ese horario acaba de ser tomado, elija otro (23505)</w:t>
+      </w:r>
+      <w:r>
+        <w:br/>
+      </w:r>
+      <w:r>
+        <w:rPr>
+          <w:rFonts w:ascii="Consolas" w:hAnsi="Consolas"/>
+          <w:color w:val="111111"/>
+          <w:sz w:val="19"/>
+        </w:rPr>
+      </w:r>
+      <w:r>
+        <w:br/>
+      </w:r>
+      <w:r>
+        <w:rPr>
+          <w:rFonts w:ascii="Consolas" w:hAnsi="Consolas"/>
+          <w:color w:val="111111"/>
+          <w:sz w:val="19"/>
+        </w:rPr>
+        <w:t>-- =====================================================================</w:t>
+      </w:r>
+      <w:r>
+        <w:br/>
+      </w:r>
+      <w:r>
+        <w:rPr>
+          <w:rFonts w:ascii="Consolas" w:hAnsi="Consolas"/>
+          <w:color w:val="111111"/>
+          <w:sz w:val="19"/>
+        </w:rPr>
+        <w:t>-- BLOQUE 4 · El doble descuento de stock: la condicion dentro del UPDATE</w:t>
+      </w:r>
+      <w:r>
+        <w:br/>
+      </w:r>
+      <w:r>
+        <w:rPr>
+          <w:rFonts w:ascii="Consolas" w:hAnsi="Consolas"/>
+          <w:color w:val="111111"/>
+          <w:sz w:val="19"/>
+        </w:rPr>
+        <w:t>-- =====================================================================</w:t>
+      </w:r>
+      <w:r>
+        <w:br/>
+      </w:r>
+      <w:r>
+        <w:rPr>
+          <w:rFonts w:ascii="Consolas" w:hAnsi="Consolas"/>
+          <w:color w:val="111111"/>
+          <w:sz w:val="19"/>
+        </w:rPr>
+        <w:t>-- Dos ventas de 3 unidades sobre un stock de 3: solo una puede pasar.</w:t>
+      </w:r>
+      <w:r>
+        <w:br/>
+      </w:r>
+      <w:r>
+        <w:rPr>
+          <w:rFonts w:ascii="Consolas" w:hAnsi="Consolas"/>
+          <w:color w:val="111111"/>
+          <w:sz w:val="19"/>
+        </w:rPr>
+        <w:t>UPDATE insumo_demo SET stock = stock - 3 WHERE id_insumo = 2 AND stock &gt;= 3;   -- UPDATE 1</w:t>
+      </w:r>
+      <w:r>
+        <w:br/>
+      </w:r>
+      <w:r>
+        <w:rPr>
+          <w:rFonts w:ascii="Consolas" w:hAnsi="Consolas"/>
+          <w:color w:val="111111"/>
+          <w:sz w:val="19"/>
+        </w:rPr>
+        <w:t>UPDATE insumo_demo SET stock = stock - 3 WHERE id_insumo = 2 AND stock &gt;= 3;   -- UPDATE 0</w:t>
+      </w:r>
+      <w:r>
+        <w:br/>
+      </w:r>
+      <w:r>
+        <w:rPr>
+          <w:rFonts w:ascii="Consolas" w:hAnsi="Consolas"/>
+          <w:color w:val="111111"/>
+          <w:sz w:val="19"/>
+        </w:rPr>
+        <w:t>SELECT id_insumo, nombre, stock FROM insumo_demo;</w:t>
+      </w:r>
+      <w:r>
+        <w:br/>
+      </w:r>
+      <w:r>
+        <w:rPr>
+          <w:rFonts w:ascii="Consolas" w:hAnsi="Consolas"/>
+          <w:color w:val="111111"/>
+          <w:sz w:val="19"/>
+        </w:rPr>
+        <w:t>-- Esperado: 2 | Vacuna triple felina | 0   (nunca negativo)</w:t>
+      </w:r>
+      <w:r>
+        <w:br/>
+      </w:r>
+      <w:r>
+        <w:rPr>
+          <w:rFonts w:ascii="Consolas" w:hAnsi="Consolas"/>
+          <w:color w:val="111111"/>
+          <w:sz w:val="19"/>
+        </w:rPr>
+      </w:r>
+      <w:r>
+        <w:br/>
+      </w:r>
+      <w:r>
+        <w:rPr>
+          <w:rFonts w:ascii="Consolas" w:hAnsi="Consolas"/>
+          <w:color w:val="111111"/>
+          <w:sz w:val="19"/>
+        </w:rPr>
+        <w:t>-- FOR UPDATE corre sin error, pero aqui nunca espera: nadie mas tiene la fila.</w:t>
+      </w:r>
+      <w:r>
+        <w:br/>
+      </w:r>
+      <w:r>
+        <w:rPr>
+          <w:rFonts w:ascii="Consolas" w:hAnsi="Consolas"/>
+          <w:color w:val="111111"/>
+          <w:sz w:val="19"/>
+        </w:rPr>
+        <w:t>SELECT stock FROM insumo_demo WHERE id_insumo = 2 FOR UPDATE;      -- 0</w:t>
+      </w:r>
+      <w:r>
+        <w:br/>
+      </w:r>
+      <w:r>
+        <w:rPr>
+          <w:rFonts w:ascii="Consolas" w:hAnsi="Consolas"/>
+          <w:color w:val="111111"/>
+          <w:sz w:val="19"/>
+        </w:rPr>
+      </w:r>
+      <w:r>
+        <w:br/>
+      </w:r>
+      <w:r>
+        <w:rPr>
+          <w:rFonts w:ascii="Consolas" w:hAnsi="Consolas"/>
+          <w:color w:val="111111"/>
+          <w:sz w:val="19"/>
+        </w:rPr>
+        <w:t>SELECT id_cita, id_mascota, id_veterinario, fecha_hora, estado</w:t>
+      </w:r>
+      <w:r>
+        <w:br/>
+      </w:r>
+      <w:r>
+        <w:rPr>
+          <w:rFonts w:ascii="Consolas" w:hAnsi="Consolas"/>
+          <w:color w:val="111111"/>
+          <w:sz w:val="19"/>
+        </w:rPr>
+        <w:t>FROM cita_demo ORDER BY id_cita;</w:t>
+      </w:r>
+      <w:r>
+        <w:br/>
+      </w:r>
+      <w:r>
+        <w:rPr>
+          <w:rFonts w:ascii="Consolas" w:hAnsi="Consolas"/>
+          <w:color w:val="111111"/>
+          <w:sz w:val="19"/>
+        </w:rPr>
+        <w:t>-- Esperado: 6 filas; las dos del veterinario 1 a las 08:00 son una PROGRAMADA y una CANCELADA.</w:t>
+      </w:r>
+      <w:r>
+        <w:br/>
+      </w:r>
+      <w:r>
+        <w:rPr>
+          <w:rFonts w:ascii="Consolas" w:hAnsi="Consolas"/>
+          <w:color w:val="111111"/>
+          <w:sz w:val="19"/>
+        </w:rPr>
+      </w:r>
+      <w:r>
+        <w:br/>
+      </w:r>
+      <w:r>
+        <w:rPr>
+          <w:rFonts w:ascii="Consolas" w:hAnsi="Consolas"/>
+          <w:color w:val="111111"/>
+          <w:sz w:val="19"/>
+        </w:rPr>
+        <w:t>-- =====================================================================</w:t>
+      </w:r>
+      <w:r>
+        <w:br/>
+      </w:r>
+      <w:r>
+        <w:rPr>
+          <w:rFonts w:ascii="Consolas" w:hAnsi="Consolas"/>
+          <w:color w:val="111111"/>
+          <w:sz w:val="19"/>
+        </w:rPr>
+        <w:t>-- BLOQUE 5 · La prueba final: la doble reserva ya no entra (FALLA A PROPOSITO)</w:t>
+      </w:r>
+      <w:r>
+        <w:br/>
+      </w:r>
+      <w:r>
+        <w:rPr>
+          <w:rFonts w:ascii="Consolas" w:hAnsi="Consolas"/>
+          <w:color w:val="111111"/>
+          <w:sz w:val="19"/>
+        </w:rPr>
+        <w:t>-- =====================================================================</w:t>
+      </w:r>
+      <w:r>
+        <w:br/>
+      </w:r>
+      <w:r>
+        <w:rPr>
+          <w:rFonts w:ascii="Consolas" w:hAnsi="Consolas"/>
+          <w:color w:val="111111"/>
+          <w:sz w:val="19"/>
+        </w:rPr>
+        <w:t>INSERT INTO cita_demo (id_mascota, id_veterinario, fecha_hora, estado)</w:t>
+      </w:r>
+      <w:r>
+        <w:br/>
+      </w:r>
+      <w:r>
+        <w:rPr>
+          <w:rFonts w:ascii="Consolas" w:hAnsi="Consolas"/>
+          <w:color w:val="111111"/>
+          <w:sz w:val="19"/>
+        </w:rPr>
+        <w:t>VALUES (5, 1, TIMESTAMP '2026-09-01 08:00:00', 'PROGRAMADA');</w:t>
+      </w:r>
+      <w:r>
+        <w:br/>
+      </w:r>
+      <w:r>
+        <w:rPr>
+          <w:rFonts w:ascii="Consolas" w:hAnsi="Consolas"/>
+          <w:color w:val="111111"/>
+          <w:sz w:val="19"/>
+        </w:rPr>
+        <w:t>-- Esperado (PostgreSQL, SQLSTATE 23505):</w:t>
+      </w:r>
+      <w:r>
+        <w:br/>
+      </w:r>
+      <w:r>
+        <w:rPr>
+          <w:rFonts w:ascii="Consolas" w:hAnsi="Consolas"/>
+          <w:color w:val="111111"/>
+          <w:sz w:val="19"/>
+        </w:rPr>
+        <w:t>--   ERROR:  duplicate key value violates unique constraint "uq_cita_demo_vet_franja"</w:t>
+      </w:r>
+      <w:r>
+        <w:br/>
+      </w:r>
+      <w:r>
+        <w:rPr>
+          <w:rFonts w:ascii="Consolas" w:hAnsi="Consolas"/>
+          <w:color w:val="111111"/>
+          <w:sz w:val="19"/>
+        </w:rPr>
+        <w:t>--   DETAIL:  Key (id_veterinario, fecha_hora)=(1, 2026-09-01 08:00:00) already exists.</w:t>
       </w:r>
     </w:p>
     <w:p>
@@ -17606,61 +18633,883 @@
           <w:color w:val="111111"/>
           <w:sz w:val="19"/>
         </w:rPr>
-        <w:t>-- VetCare DB · Clase 12 · Contrato app&lt;-&gt;BD (Oracle PL/SQL, ejecutable)</w:t>
-      </w:r>
-      <w:r>
-        <w:br/>
-      </w:r>
-      <w:r>
-        <w:rPr>
-          <w:rFonts w:ascii="Consolas" w:hAnsi="Consolas"/>
-          <w:color w:val="111111"/>
-          <w:sz w:val="19"/>
-        </w:rPr>
-        <w:t>-- Regla: la app NUNCA hace INSERT directo a cita/consulta/factura; solo llama estos procs.</w:t>
-      </w:r>
-      <w:r>
-        <w:br/>
-      </w:r>
-      <w:r>
-        <w:rPr>
-          <w:rFonts w:ascii="Consolas" w:hAnsi="Consolas"/>
-          <w:color w:val="111111"/>
-          <w:sz w:val="19"/>
-        </w:rPr>
-      </w:r>
-      <w:r>
-        <w:br/>
-      </w:r>
-      <w:r>
-        <w:rPr>
-          <w:rFonts w:ascii="Consolas" w:hAnsi="Consolas"/>
-          <w:color w:val="111111"/>
-          <w:sz w:val="19"/>
-        </w:rPr>
-        <w:t>CREATE OR REPLACE PROCEDURE sp_agendar_cita (</w:t>
-      </w:r>
-      <w:r>
-        <w:br/>
-      </w:r>
-      <w:r>
-        <w:rPr>
-          <w:rFonts w:ascii="Consolas" w:hAnsi="Consolas"/>
-          <w:color w:val="111111"/>
-          <w:sz w:val="19"/>
-        </w:rPr>
-        <w:t xml:space="preserve">  p_id_cita IN NUMBER, p_id_mascota IN NUMBER, p_fecha IN TIMESTAMP, p_msg OUT VARCHAR2</w:t>
-      </w:r>
-      <w:r>
-        <w:br/>
-      </w:r>
-      <w:r>
-        <w:rPr>
-          <w:rFonts w:ascii="Consolas" w:hAnsi="Consolas"/>
-          <w:color w:val="111111"/>
-          <w:sz w:val="19"/>
-        </w:rPr>
-        <w:t>) AS</w:t>
+        <w:t>-- VetCare DB · Clase 12 · Contrato app&lt;-&gt;BD · PostgreSQL (PL/pgSQL), ejecutable</w:t>
+      </w:r>
+      <w:r>
+        <w:br/>
+      </w:r>
+      <w:r>
+        <w:rPr>
+          <w:rFonts w:ascii="Consolas" w:hAnsi="Consolas"/>
+          <w:color w:val="111111"/>
+          <w:sz w:val="19"/>
+        </w:rPr>
+        <w:t>-- Corre completo y EN ORDEN en PostgreSQL, incluido PGlite (la consola de ExamLab).</w:t>
+      </w:r>
+      <w:r>
+        <w:br/>
+      </w:r>
+      <w:r>
+        <w:rPr>
+          <w:rFonts w:ascii="Consolas" w:hAnsi="Consolas"/>
+          <w:color w:val="111111"/>
+          <w:sz w:val="19"/>
+        </w:rPr>
+        <w:t>-- Regla: la app NUNCA hace INSERT ni UPDATE directo sobre cita; solo llama la capa de API.</w:t>
+      </w:r>
+      <w:r>
+        <w:br/>
+      </w:r>
+      <w:r>
+        <w:rPr>
+          <w:rFonts w:ascii="Consolas" w:hAnsi="Consolas"/>
+          <w:color w:val="111111"/>
+          <w:sz w:val="19"/>
+        </w:rPr>
+        <w:t>--</w:t>
+      </w:r>
+      <w:r>
+        <w:br/>
+      </w:r>
+      <w:r>
+        <w:rPr>
+          <w:rFonts w:ascii="Consolas" w:hAnsi="Consolas"/>
+          <w:color w:val="111111"/>
+          <w:sz w:val="19"/>
+        </w:rPr>
+        <w:t>-- Las dos formas de informar un fallo que fija el contrato:</w:t>
+      </w:r>
+      <w:r>
+        <w:br/>
+      </w:r>
+      <w:r>
+        <w:rPr>
+          <w:rFonts w:ascii="Consolas" w:hAnsi="Consolas"/>
+          <w:color w:val="111111"/>
+          <w:sz w:val="19"/>
+        </w:rPr>
+        <w:t>--   * el error que ABORTA: RAISE EXCEPTION ... USING ERRCODE, con un codigo propio que la</w:t>
+      </w:r>
+      <w:r>
+        <w:br/>
+      </w:r>
+      <w:r>
+        <w:rPr>
+          <w:rFonts w:ascii="Consolas" w:hAnsi="Consolas"/>
+          <w:color w:val="111111"/>
+          <w:sz w:val="19"/>
+        </w:rPr>
+        <w:t>--     aplicacion captura (sp_agendar_cita, BLOQUE 1);</w:t>
+      </w:r>
+      <w:r>
+        <w:br/>
+      </w:r>
+      <w:r>
+        <w:rPr>
+          <w:rFonts w:ascii="Consolas" w:hAnsi="Consolas"/>
+          <w:color w:val="111111"/>
+          <w:sz w:val="19"/>
+        </w:rPr>
+        <w:t>--   * el rechazo de negocio que se DEVUELVE en la fila del contrato (ok, mensaje,</w:t>
+      </w:r>
+      <w:r>
+        <w:br/>
+      </w:r>
+      <w:r>
+        <w:rPr>
+          <w:rFonts w:ascii="Consolas" w:hAnsi="Consolas"/>
+          <w:color w:val="111111"/>
+          <w:sz w:val="19"/>
+        </w:rPr>
+        <w:t>--     id_generado), que la aplicacion esta obligada a revisar (api_cancelar_cita, BLOQUE 2).</w:t>
+      </w:r>
+      <w:r>
+        <w:br/>
+      </w:r>
+      <w:r>
+        <w:rPr>
+          <w:rFonts w:ascii="Consolas" w:hAnsi="Consolas"/>
+          <w:color w:val="111111"/>
+          <w:sz w:val="19"/>
+        </w:rPr>
+        <w:t>--</w:t>
+      </w:r>
+      <w:r>
+        <w:br/>
+      </w:r>
+      <w:r>
+        <w:rPr>
+          <w:rFonts w:ascii="Consolas" w:hAnsi="Consolas"/>
+          <w:color w:val="111111"/>
+          <w:sz w:val="19"/>
+        </w:rPr>
+        <w:t>-- NO es Oracle: nada de IN NUMBER, VARCHAR2, un p_msg OUT con el error, COMMIT/ROLLBACK</w:t>
+      </w:r>
+      <w:r>
+        <w:br/>
+      </w:r>
+      <w:r>
+        <w:rPr>
+          <w:rFonts w:ascii="Consolas" w:hAnsi="Consolas"/>
+          <w:color w:val="111111"/>
+          <w:sz w:val="19"/>
+        </w:rPr>
+        <w:t>-- dentro del procedimiento ni barra / final. En PostgreSQL el CALL es su propia</w:t>
+      </w:r>
+      <w:r>
+        <w:br/>
+      </w:r>
+      <w:r>
+        <w:rPr>
+          <w:rFonts w:ascii="Consolas" w:hAnsi="Consolas"/>
+          <w:color w:val="111111"/>
+          <w:sz w:val="19"/>
+        </w:rPr>
+        <w:t>-- transaccion: si una validacion lanza el error, no queda nada escrito.</w:t>
+      </w:r>
+      <w:r>
+        <w:br/>
+      </w:r>
+      <w:r>
+        <w:rPr>
+          <w:rFonts w:ascii="Consolas" w:hAnsi="Consolas"/>
+          <w:color w:val="111111"/>
+          <w:sz w:val="19"/>
+        </w:rPr>
+      </w:r>
+      <w:r>
+        <w:br/>
+      </w:r>
+      <w:r>
+        <w:rPr>
+          <w:rFonts w:ascii="Consolas" w:hAnsi="Consolas"/>
+          <w:color w:val="111111"/>
+          <w:sz w:val="19"/>
+        </w:rPr>
+        <w:t>-- =====================================================================</w:t>
+      </w:r>
+      <w:r>
+        <w:br/>
+      </w:r>
+      <w:r>
+        <w:rPr>
+          <w:rFonts w:ascii="Consolas" w:hAnsi="Consolas"/>
+          <w:color w:val="111111"/>
+          <w:sz w:val="19"/>
+        </w:rPr>
+        <w:t>-- BLOQUE 0 · Esquema minimo y datos. RECREA las tablas: correr en una base vacia.</w:t>
+      </w:r>
+      <w:r>
+        <w:br/>
+      </w:r>
+      <w:r>
+        <w:rPr>
+          <w:rFonts w:ascii="Consolas" w:hAnsi="Consolas"/>
+          <w:color w:val="111111"/>
+          <w:sz w:val="19"/>
+        </w:rPr>
+        <w:t>-- =====================================================================</w:t>
+      </w:r>
+      <w:r>
+        <w:br/>
+      </w:r>
+      <w:r>
+        <w:rPr>
+          <w:rFonts w:ascii="Consolas" w:hAnsi="Consolas"/>
+          <w:color w:val="111111"/>
+          <w:sz w:val="19"/>
+        </w:rPr>
+        <w:t>DROP FUNCTION  IF EXISTS api_cancelar_cita(INT);</w:t>
+      </w:r>
+      <w:r>
+        <w:br/>
+      </w:r>
+      <w:r>
+        <w:rPr>
+          <w:rFonts w:ascii="Consolas" w:hAnsi="Consolas"/>
+          <w:color w:val="111111"/>
+          <w:sz w:val="19"/>
+        </w:rPr>
+        <w:t>DROP PROCEDURE IF EXISTS sp_agendar_cita(INT, INT, TIMESTAMP);</w:t>
+      </w:r>
+      <w:r>
+        <w:br/>
+      </w:r>
+      <w:r>
+        <w:rPr>
+          <w:rFonts w:ascii="Consolas" w:hAnsi="Consolas"/>
+          <w:color w:val="111111"/>
+          <w:sz w:val="19"/>
+        </w:rPr>
+        <w:t>DROP TABLE IF EXISTS cita, mascota, veterinario, dueno;</w:t>
+      </w:r>
+      <w:r>
+        <w:br/>
+      </w:r>
+      <w:r>
+        <w:rPr>
+          <w:rFonts w:ascii="Consolas" w:hAnsi="Consolas"/>
+          <w:color w:val="111111"/>
+          <w:sz w:val="19"/>
+        </w:rPr>
+      </w:r>
+      <w:r>
+        <w:br/>
+      </w:r>
+      <w:r>
+        <w:rPr>
+          <w:rFonts w:ascii="Consolas" w:hAnsi="Consolas"/>
+          <w:color w:val="111111"/>
+          <w:sz w:val="19"/>
+        </w:rPr>
+        <w:t>CREATE TABLE dueno (</w:t>
+      </w:r>
+      <w:r>
+        <w:br/>
+      </w:r>
+      <w:r>
+        <w:rPr>
+          <w:rFonts w:ascii="Consolas" w:hAnsi="Consolas"/>
+          <w:color w:val="111111"/>
+          <w:sz w:val="19"/>
+        </w:rPr>
+        <w:t xml:space="preserve">  id_dueno SERIAL PRIMARY KEY,</w:t>
+      </w:r>
+      <w:r>
+        <w:br/>
+      </w:r>
+      <w:r>
+        <w:rPr>
+          <w:rFonts w:ascii="Consolas" w:hAnsi="Consolas"/>
+          <w:color w:val="111111"/>
+          <w:sz w:val="19"/>
+        </w:rPr>
+        <w:t xml:space="preserve">  nombre   TEXT NOT NULL</w:t>
+      </w:r>
+      <w:r>
+        <w:br/>
+      </w:r>
+      <w:r>
+        <w:rPr>
+          <w:rFonts w:ascii="Consolas" w:hAnsi="Consolas"/>
+          <w:color w:val="111111"/>
+          <w:sz w:val="19"/>
+        </w:rPr>
+        <w:t>);</w:t>
+      </w:r>
+      <w:r>
+        <w:br/>
+      </w:r>
+      <w:r>
+        <w:rPr>
+          <w:rFonts w:ascii="Consolas" w:hAnsi="Consolas"/>
+          <w:color w:val="111111"/>
+          <w:sz w:val="19"/>
+        </w:rPr>
+        <w:t>CREATE TABLE mascota (</w:t>
+      </w:r>
+      <w:r>
+        <w:br/>
+      </w:r>
+      <w:r>
+        <w:rPr>
+          <w:rFonts w:ascii="Consolas" w:hAnsi="Consolas"/>
+          <w:color w:val="111111"/>
+          <w:sz w:val="19"/>
+        </w:rPr>
+        <w:t xml:space="preserve">  id_mascota SERIAL PRIMARY KEY,</w:t>
+      </w:r>
+      <w:r>
+        <w:br/>
+      </w:r>
+      <w:r>
+        <w:rPr>
+          <w:rFonts w:ascii="Consolas" w:hAnsi="Consolas"/>
+          <w:color w:val="111111"/>
+          <w:sz w:val="19"/>
+        </w:rPr>
+        <w:t xml:space="preserve">  id_dueno   INT NOT NULL REFERENCES dueno(id_dueno),</w:t>
+      </w:r>
+      <w:r>
+        <w:br/>
+      </w:r>
+      <w:r>
+        <w:rPr>
+          <w:rFonts w:ascii="Consolas" w:hAnsi="Consolas"/>
+          <w:color w:val="111111"/>
+          <w:sz w:val="19"/>
+        </w:rPr>
+        <w:t xml:space="preserve">  nombre     TEXT NOT NULL,</w:t>
+      </w:r>
+      <w:r>
+        <w:br/>
+      </w:r>
+      <w:r>
+        <w:rPr>
+          <w:rFonts w:ascii="Consolas" w:hAnsi="Consolas"/>
+          <w:color w:val="111111"/>
+          <w:sz w:val="19"/>
+        </w:rPr>
+        <w:t xml:space="preserve">  especie    TEXT NOT NULL,</w:t>
+      </w:r>
+      <w:r>
+        <w:br/>
+      </w:r>
+      <w:r>
+        <w:rPr>
+          <w:rFonts w:ascii="Consolas" w:hAnsi="Consolas"/>
+          <w:color w:val="111111"/>
+          <w:sz w:val="19"/>
+        </w:rPr>
+        <w:t xml:space="preserve">  activa     CHAR(1) NOT NULL DEFAULT 'S' CHECK (activa IN ('S','N'))</w:t>
+      </w:r>
+      <w:r>
+        <w:br/>
+      </w:r>
+      <w:r>
+        <w:rPr>
+          <w:rFonts w:ascii="Consolas" w:hAnsi="Consolas"/>
+          <w:color w:val="111111"/>
+          <w:sz w:val="19"/>
+        </w:rPr>
+        <w:t>);</w:t>
+      </w:r>
+      <w:r>
+        <w:br/>
+      </w:r>
+      <w:r>
+        <w:rPr>
+          <w:rFonts w:ascii="Consolas" w:hAnsi="Consolas"/>
+          <w:color w:val="111111"/>
+          <w:sz w:val="19"/>
+        </w:rPr>
+        <w:t>CREATE TABLE veterinario (</w:t>
+      </w:r>
+      <w:r>
+        <w:br/>
+      </w:r>
+      <w:r>
+        <w:rPr>
+          <w:rFonts w:ascii="Consolas" w:hAnsi="Consolas"/>
+          <w:color w:val="111111"/>
+          <w:sz w:val="19"/>
+        </w:rPr>
+        <w:t xml:space="preserve">  id_veterinario SERIAL PRIMARY KEY,</w:t>
+      </w:r>
+      <w:r>
+        <w:br/>
+      </w:r>
+      <w:r>
+        <w:rPr>
+          <w:rFonts w:ascii="Consolas" w:hAnsi="Consolas"/>
+          <w:color w:val="111111"/>
+          <w:sz w:val="19"/>
+        </w:rPr>
+        <w:t xml:space="preserve">  nombre         TEXT NOT NULL</w:t>
+      </w:r>
+      <w:r>
+        <w:br/>
+      </w:r>
+      <w:r>
+        <w:rPr>
+          <w:rFonts w:ascii="Consolas" w:hAnsi="Consolas"/>
+          <w:color w:val="111111"/>
+          <w:sz w:val="19"/>
+        </w:rPr>
+        <w:t>);</w:t>
+      </w:r>
+      <w:r>
+        <w:br/>
+      </w:r>
+      <w:r>
+        <w:rPr>
+          <w:rFonts w:ascii="Consolas" w:hAnsi="Consolas"/>
+          <w:color w:val="111111"/>
+          <w:sz w:val="19"/>
+        </w:rPr>
+        <w:t>CREATE TABLE cita (</w:t>
+      </w:r>
+      <w:r>
+        <w:br/>
+      </w:r>
+      <w:r>
+        <w:rPr>
+          <w:rFonts w:ascii="Consolas" w:hAnsi="Consolas"/>
+          <w:color w:val="111111"/>
+          <w:sz w:val="19"/>
+        </w:rPr>
+        <w:t xml:space="preserve">  id_cita        SERIAL PRIMARY KEY,</w:t>
+      </w:r>
+      <w:r>
+        <w:br/>
+      </w:r>
+      <w:r>
+        <w:rPr>
+          <w:rFonts w:ascii="Consolas" w:hAnsi="Consolas"/>
+          <w:color w:val="111111"/>
+          <w:sz w:val="19"/>
+        </w:rPr>
+        <w:t xml:space="preserve">  id_mascota     INT NOT NULL REFERENCES mascota(id_mascota),</w:t>
+      </w:r>
+      <w:r>
+        <w:br/>
+      </w:r>
+      <w:r>
+        <w:rPr>
+          <w:rFonts w:ascii="Consolas" w:hAnsi="Consolas"/>
+          <w:color w:val="111111"/>
+          <w:sz w:val="19"/>
+        </w:rPr>
+        <w:t xml:space="preserve">  id_veterinario INT NOT NULL REFERENCES veterinario(id_veterinario),</w:t>
+      </w:r>
+      <w:r>
+        <w:br/>
+      </w:r>
+      <w:r>
+        <w:rPr>
+          <w:rFonts w:ascii="Consolas" w:hAnsi="Consolas"/>
+          <w:color w:val="111111"/>
+          <w:sz w:val="19"/>
+        </w:rPr>
+        <w:t xml:space="preserve">  fecha_hora     TIMESTAMP NOT NULL,</w:t>
+      </w:r>
+      <w:r>
+        <w:br/>
+      </w:r>
+      <w:r>
+        <w:rPr>
+          <w:rFonts w:ascii="Consolas" w:hAnsi="Consolas"/>
+          <w:color w:val="111111"/>
+          <w:sz w:val="19"/>
+        </w:rPr>
+        <w:t xml:space="preserve">  estado         TEXT NOT NULL DEFAULT 'PROGRAMADA'</w:t>
+      </w:r>
+      <w:r>
+        <w:br/>
+      </w:r>
+      <w:r>
+        <w:rPr>
+          <w:rFonts w:ascii="Consolas" w:hAnsi="Consolas"/>
+          <w:color w:val="111111"/>
+          <w:sz w:val="19"/>
+        </w:rPr>
+        <w:t xml:space="preserve">                 CHECK (estado IN ('PROGRAMADA','ATENDIDA','CANCELADA'))</w:t>
+      </w:r>
+      <w:r>
+        <w:br/>
+      </w:r>
+      <w:r>
+        <w:rPr>
+          <w:rFonts w:ascii="Consolas" w:hAnsi="Consolas"/>
+          <w:color w:val="111111"/>
+          <w:sz w:val="19"/>
+        </w:rPr>
+        <w:t>);</w:t>
+      </w:r>
+      <w:r>
+        <w:br/>
+      </w:r>
+      <w:r>
+        <w:rPr>
+          <w:rFonts w:ascii="Consolas" w:hAnsi="Consolas"/>
+          <w:color w:val="111111"/>
+          <w:sz w:val="19"/>
+        </w:rPr>
+        <w:t>-- La franja la GARANTIZA el motor (Clase 10); la validacion del procedimiento solo da un</w:t>
+      </w:r>
+      <w:r>
+        <w:br/>
+      </w:r>
+      <w:r>
+        <w:rPr>
+          <w:rFonts w:ascii="Consolas" w:hAnsi="Consolas"/>
+          <w:color w:val="111111"/>
+          <w:sz w:val="19"/>
+        </w:rPr>
+        <w:t>-- mensaje claro. Una cita CANCELADA libera la franja, por eso el indice es parcial.</w:t>
+      </w:r>
+      <w:r>
+        <w:br/>
+      </w:r>
+      <w:r>
+        <w:rPr>
+          <w:rFonts w:ascii="Consolas" w:hAnsi="Consolas"/>
+          <w:color w:val="111111"/>
+          <w:sz w:val="19"/>
+        </w:rPr>
+        <w:t>CREATE UNIQUE INDEX uq_cita_vet_franja ON cita (id_veterinario, fecha_hora)</w:t>
+      </w:r>
+      <w:r>
+        <w:br/>
+      </w:r>
+      <w:r>
+        <w:rPr>
+          <w:rFonts w:ascii="Consolas" w:hAnsi="Consolas"/>
+          <w:color w:val="111111"/>
+          <w:sz w:val="19"/>
+        </w:rPr>
+        <w:t xml:space="preserve">  WHERE estado &lt;&gt; 'CANCELADA';</w:t>
+      </w:r>
+      <w:r>
+        <w:br/>
+      </w:r>
+      <w:r>
+        <w:rPr>
+          <w:rFonts w:ascii="Consolas" w:hAnsi="Consolas"/>
+          <w:color w:val="111111"/>
+          <w:sz w:val="19"/>
+        </w:rPr>
+      </w:r>
+      <w:r>
+        <w:br/>
+      </w:r>
+      <w:r>
+        <w:rPr>
+          <w:rFonts w:ascii="Consolas" w:hAnsi="Consolas"/>
+          <w:color w:val="111111"/>
+          <w:sz w:val="19"/>
+        </w:rPr>
+        <w:t>INSERT INTO dueno (nombre) VALUES</w:t>
+      </w:r>
+      <w:r>
+        <w:br/>
+      </w:r>
+      <w:r>
+        <w:rPr>
+          <w:rFonts w:ascii="Consolas" w:hAnsi="Consolas"/>
+          <w:color w:val="111111"/>
+          <w:sz w:val="19"/>
+        </w:rPr>
+        <w:t xml:space="preserve">  ('Ana Gomez'), ('Carlos Ruiz'), ('Marcela Diaz'),</w:t>
+      </w:r>
+      <w:r>
+        <w:br/>
+      </w:r>
+      <w:r>
+        <w:rPr>
+          <w:rFonts w:ascii="Consolas" w:hAnsi="Consolas"/>
+          <w:color w:val="111111"/>
+          <w:sz w:val="19"/>
+        </w:rPr>
+        <w:t xml:space="preserve">  ('Jorge Pineda'), ('Luisa Cardona'), ('Andres Vallejo');</w:t>
+      </w:r>
+      <w:r>
+        <w:br/>
+      </w:r>
+      <w:r>
+        <w:rPr>
+          <w:rFonts w:ascii="Consolas" w:hAnsi="Consolas"/>
+          <w:color w:val="111111"/>
+          <w:sz w:val="19"/>
+        </w:rPr>
+        <w:t>INSERT INTO veterinario (nombre) VALUES</w:t>
+      </w:r>
+      <w:r>
+        <w:br/>
+      </w:r>
+      <w:r>
+        <w:rPr>
+          <w:rFonts w:ascii="Consolas" w:hAnsi="Consolas"/>
+          <w:color w:val="111111"/>
+          <w:sz w:val="19"/>
+        </w:rPr>
+        <w:t xml:space="preserve">  ('Laura Restrepo'), ('Diego Moreno'), ('Paula Salazar'), ('Ivan Ortiz');</w:t>
+      </w:r>
+      <w:r>
+        <w:br/>
+      </w:r>
+      <w:r>
+        <w:rPr>
+          <w:rFonts w:ascii="Consolas" w:hAnsi="Consolas"/>
+          <w:color w:val="111111"/>
+          <w:sz w:val="19"/>
+        </w:rPr>
+        <w:t>-- Rocky (3) y Kiara (8) estan INACTIVAS.</w:t>
+      </w:r>
+      <w:r>
+        <w:br/>
+      </w:r>
+      <w:r>
+        <w:rPr>
+          <w:rFonts w:ascii="Consolas" w:hAnsi="Consolas"/>
+          <w:color w:val="111111"/>
+          <w:sz w:val="19"/>
+        </w:rPr>
+        <w:t>INSERT INTO mascota (id_dueno, nombre, especie, activa) VALUES</w:t>
+      </w:r>
+      <w:r>
+        <w:br/>
+      </w:r>
+      <w:r>
+        <w:rPr>
+          <w:rFonts w:ascii="Consolas" w:hAnsi="Consolas"/>
+          <w:color w:val="111111"/>
+          <w:sz w:val="19"/>
+        </w:rPr>
+        <w:t xml:space="preserve">  (1,'Firulais','Canino','S'), (1,'Luna','Felino','S'), (2,'Rocky','Canino','N'),</w:t>
+      </w:r>
+      <w:r>
+        <w:br/>
+      </w:r>
+      <w:r>
+        <w:rPr>
+          <w:rFonts w:ascii="Consolas" w:hAnsi="Consolas"/>
+          <w:color w:val="111111"/>
+          <w:sz w:val="19"/>
+        </w:rPr>
+        <w:t xml:space="preserve">  (3,'Mishi','Felino','S'),    (3,'Bobby','Canino','S'), (4,'Nube','Felino','S'),</w:t>
+      </w:r>
+      <w:r>
+        <w:br/>
+      </w:r>
+      <w:r>
+        <w:rPr>
+          <w:rFonts w:ascii="Consolas" w:hAnsi="Consolas"/>
+          <w:color w:val="111111"/>
+          <w:sz w:val="19"/>
+        </w:rPr>
+        <w:t xml:space="preserve">  (5,'Toby','Canino','S'),     (6,'Kiara','Canino','N');</w:t>
+      </w:r>
+      <w:r>
+        <w:br/>
+      </w:r>
+      <w:r>
+        <w:rPr>
+          <w:rFonts w:ascii="Consolas" w:hAnsi="Consolas"/>
+          <w:color w:val="111111"/>
+          <w:sz w:val="19"/>
+        </w:rPr>
+        <w:t>INSERT INTO cita (id_mascota, id_veterinario, fecha_hora, estado) VALUES</w:t>
+      </w:r>
+      <w:r>
+        <w:br/>
+      </w:r>
+      <w:r>
+        <w:rPr>
+          <w:rFonts w:ascii="Consolas" w:hAnsi="Consolas"/>
+          <w:color w:val="111111"/>
+          <w:sz w:val="19"/>
+        </w:rPr>
+        <w:t xml:space="preserve">  (1,1,TIMESTAMP '2026-09-01 08:00','PROGRAMADA'), (2,1,TIMESTAMP '2026-09-01 09:00','ATENDIDA'),</w:t>
+      </w:r>
+      <w:r>
+        <w:br/>
+      </w:r>
+      <w:r>
+        <w:rPr>
+          <w:rFonts w:ascii="Consolas" w:hAnsi="Consolas"/>
+          <w:color w:val="111111"/>
+          <w:sz w:val="19"/>
+        </w:rPr>
+        <w:t xml:space="preserve">  (4,2,TIMESTAMP '2026-09-01 10:00','PROGRAMADA'), (5,3,TIMESTAMP '2026-09-02 08:30','CANCELADA'),</w:t>
+      </w:r>
+      <w:r>
+        <w:br/>
+      </w:r>
+      <w:r>
+        <w:rPr>
+          <w:rFonts w:ascii="Consolas" w:hAnsi="Consolas"/>
+          <w:color w:val="111111"/>
+          <w:sz w:val="19"/>
+        </w:rPr>
+        <w:t xml:space="preserve">  (6,2,TIMESTAMP '2026-09-02 11:00','ATENDIDA'),   (7,4,TIMESTAMP '2026-09-03 07:45','PROGRAMADA'),</w:t>
+      </w:r>
+      <w:r>
+        <w:br/>
+      </w:r>
+      <w:r>
+        <w:rPr>
+          <w:rFonts w:ascii="Consolas" w:hAnsi="Consolas"/>
+          <w:color w:val="111111"/>
+          <w:sz w:val="19"/>
+        </w:rPr>
+        <w:t xml:space="preserve">  (1,1,TIMESTAMP '2026-09-05 15:00','ATENDIDA'),   (2,3,TIMESTAMP '2026-09-08 16:00','PROGRAMADA'),</w:t>
+      </w:r>
+      <w:r>
+        <w:br/>
+      </w:r>
+      <w:r>
+        <w:rPr>
+          <w:rFonts w:ascii="Consolas" w:hAnsi="Consolas"/>
+          <w:color w:val="111111"/>
+          <w:sz w:val="19"/>
+        </w:rPr>
+        <w:t xml:space="preserve">  (4,4,TIMESTAMP '2026-09-10 08:00','PROGRAMADA'), (6,1,TIMESTAMP '2026-09-10 09:00','ATENDIDA');</w:t>
+      </w:r>
+      <w:r>
+        <w:br/>
+      </w:r>
+      <w:r>
+        <w:rPr>
+          <w:rFonts w:ascii="Consolas" w:hAnsi="Consolas"/>
+          <w:color w:val="111111"/>
+          <w:sz w:val="19"/>
+        </w:rPr>
+      </w:r>
+      <w:r>
+        <w:br/>
+      </w:r>
+      <w:r>
+        <w:rPr>
+          <w:rFonts w:ascii="Consolas" w:hAnsi="Consolas"/>
+          <w:color w:val="111111"/>
+          <w:sz w:val="19"/>
+        </w:rPr>
+        <w:t>-- =====================================================================</w:t>
+      </w:r>
+      <w:r>
+        <w:br/>
+      </w:r>
+      <w:r>
+        <w:rPr>
+          <w:rFonts w:ascii="Consolas" w:hAnsi="Consolas"/>
+          <w:color w:val="111111"/>
+          <w:sz w:val="19"/>
+        </w:rPr>
+        <w:t>-- BLOQUE 1 · El error que ABORTA, con codigo propio (USING ERRCODE)</w:t>
+      </w:r>
+      <w:r>
+        <w:br/>
+      </w:r>
+      <w:r>
+        <w:rPr>
+          <w:rFonts w:ascii="Consolas" w:hAnsi="Consolas"/>
+          <w:color w:val="111111"/>
+          <w:sz w:val="19"/>
+        </w:rPr>
+        <w:t>-- =====================================================================</w:t>
+      </w:r>
+      <w:r>
+        <w:br/>
+      </w:r>
+      <w:r>
+        <w:rPr>
+          <w:rFonts w:ascii="Consolas" w:hAnsi="Consolas"/>
+          <w:color w:val="111111"/>
+          <w:sz w:val="19"/>
+        </w:rPr>
+        <w:t>-- Sin USING ERRCODE todo error propio sale con el mismo codigo, P0001. Con un codigo por</w:t>
+      </w:r>
+      <w:r>
+        <w:br/>
+      </w:r>
+      <w:r>
+        <w:rPr>
+          <w:rFonts w:ascii="Consolas" w:hAnsi="Consolas"/>
+          <w:color w:val="111111"/>
+          <w:sz w:val="19"/>
+        </w:rPr>
+        <w:t>-- regla la aplicacion sabe CUAL fallo sin leer el texto: MA = mascotas, CI = citas</w:t>
+      </w:r>
+      <w:r>
+        <w:br/>
+      </w:r>
+      <w:r>
+        <w:rPr>
+          <w:rFonts w:ascii="Consolas" w:hAnsi="Consolas"/>
+          <w:color w:val="111111"/>
+          <w:sz w:val="19"/>
+        </w:rPr>
+        <w:t>-- (convencion propia del proyecto, un SQLSTATE de cinco caracteres).</w:t>
+      </w:r>
+      <w:r>
+        <w:br/>
+      </w:r>
+      <w:r>
+        <w:rPr>
+          <w:rFonts w:ascii="Consolas" w:hAnsi="Consolas"/>
+          <w:color w:val="111111"/>
+          <w:sz w:val="19"/>
+        </w:rPr>
+        <w:t>CREATE PROCEDURE sp_agendar_cita(</w:t>
+      </w:r>
+      <w:r>
+        <w:br/>
+      </w:r>
+      <w:r>
+        <w:rPr>
+          <w:rFonts w:ascii="Consolas" w:hAnsi="Consolas"/>
+          <w:color w:val="111111"/>
+          <w:sz w:val="19"/>
+        </w:rPr>
+        <w:t xml:space="preserve">  p_id_mascota     INT,</w:t>
+      </w:r>
+      <w:r>
+        <w:br/>
+      </w:r>
+      <w:r>
+        <w:rPr>
+          <w:rFonts w:ascii="Consolas" w:hAnsi="Consolas"/>
+          <w:color w:val="111111"/>
+          <w:sz w:val="19"/>
+        </w:rPr>
+        <w:t xml:space="preserve">  p_id_veterinario INT,</w:t>
+      </w:r>
+      <w:r>
+        <w:br/>
+      </w:r>
+      <w:r>
+        <w:rPr>
+          <w:rFonts w:ascii="Consolas" w:hAnsi="Consolas"/>
+          <w:color w:val="111111"/>
+          <w:sz w:val="19"/>
+        </w:rPr>
+        <w:t xml:space="preserve">  p_fecha_hora     TIMESTAMP</w:t>
+      </w:r>
+      <w:r>
+        <w:br/>
+      </w:r>
+      <w:r>
+        <w:rPr>
+          <w:rFonts w:ascii="Consolas" w:hAnsi="Consolas"/>
+          <w:color w:val="111111"/>
+          <w:sz w:val="19"/>
+        </w:rPr>
+        <w:t>)</w:t>
+      </w:r>
+      <w:r>
+        <w:br/>
+      </w:r>
+      <w:r>
+        <w:rPr>
+          <w:rFonts w:ascii="Consolas" w:hAnsi="Consolas"/>
+          <w:color w:val="111111"/>
+          <w:sz w:val="19"/>
+        </w:rPr>
+        <w:t>LANGUAGE plpgsql</w:t>
+      </w:r>
+      <w:r>
+        <w:br/>
+      </w:r>
+      <w:r>
+        <w:rPr>
+          <w:rFonts w:ascii="Consolas" w:hAnsi="Consolas"/>
+          <w:color w:val="111111"/>
+          <w:sz w:val="19"/>
+        </w:rPr>
+        <w:t>AS $proc$</w:t>
+      </w:r>
+      <w:r>
+        <w:br/>
+      </w:r>
+      <w:r>
+        <w:rPr>
+          <w:rFonts w:ascii="Consolas" w:hAnsi="Consolas"/>
+          <w:color w:val="111111"/>
+          <w:sz w:val="19"/>
+        </w:rPr>
+        <w:t>DECLARE</w:t>
+      </w:r>
+      <w:r>
+        <w:br/>
+      </w:r>
+      <w:r>
+        <w:rPr>
+          <w:rFonts w:ascii="Consolas" w:hAnsi="Consolas"/>
+          <w:color w:val="111111"/>
+          <w:sz w:val="19"/>
+        </w:rPr>
+        <w:t xml:space="preserve">  v_activa CHAR(1);</w:t>
       </w:r>
       <w:r>
         <w:br/>
@@ -17682,29 +19531,235 @@
           <w:color w:val="111111"/>
           <w:sz w:val="19"/>
         </w:rPr>
-        <w:t xml:space="preserve">  INSERT INTO cita(id_cita, id_mascota, fecha_hora, estado) VALUES (p_id_cita, p_id_mascota, p_fecha, 'PROGRAMADA');</w:t>
-      </w:r>
-      <w:r>
-        <w:br/>
-      </w:r>
-      <w:r>
-        <w:rPr>
-          <w:rFonts w:ascii="Consolas" w:hAnsi="Consolas"/>
-          <w:color w:val="111111"/>
-          <w:sz w:val="19"/>
-        </w:rPr>
-        <w:t xml:space="preserve">  p_msg := 'OK: cita agendada'; COMMIT;</w:t>
-      </w:r>
-      <w:r>
-        <w:br/>
-      </w:r>
-      <w:r>
-        <w:rPr>
-          <w:rFonts w:ascii="Consolas" w:hAnsi="Consolas"/>
-          <w:color w:val="111111"/>
-          <w:sz w:val="19"/>
-        </w:rPr>
-        <w:t>EXCEPTION WHEN OTHERS THEN p_msg := 'ERROR: ' || SQLERRM; ROLLBACK;</w:t>
+        <w:t xml:space="preserve">  SELECT activa INTO v_activa FROM mascota WHERE id_mascota = p_id_mascota;</w:t>
+      </w:r>
+      <w:r>
+        <w:br/>
+      </w:r>
+      <w:r>
+        <w:rPr>
+          <w:rFonts w:ascii="Consolas" w:hAnsi="Consolas"/>
+          <w:color w:val="111111"/>
+          <w:sz w:val="19"/>
+        </w:rPr>
+        <w:t xml:space="preserve">  IF NOT FOUND THEN</w:t>
+      </w:r>
+      <w:r>
+        <w:br/>
+      </w:r>
+      <w:r>
+        <w:rPr>
+          <w:rFonts w:ascii="Consolas" w:hAnsi="Consolas"/>
+          <w:color w:val="111111"/>
+          <w:sz w:val="19"/>
+        </w:rPr>
+        <w:t xml:space="preserve">    RAISE EXCEPTION 'ERROR: la mascota % no existe', p_id_mascota</w:t>
+      </w:r>
+      <w:r>
+        <w:br/>
+      </w:r>
+      <w:r>
+        <w:rPr>
+          <w:rFonts w:ascii="Consolas" w:hAnsi="Consolas"/>
+          <w:color w:val="111111"/>
+          <w:sz w:val="19"/>
+        </w:rPr>
+        <w:t xml:space="preserve">      USING ERRCODE = 'MA002';</w:t>
+      </w:r>
+      <w:r>
+        <w:br/>
+      </w:r>
+      <w:r>
+        <w:rPr>
+          <w:rFonts w:ascii="Consolas" w:hAnsi="Consolas"/>
+          <w:color w:val="111111"/>
+          <w:sz w:val="19"/>
+        </w:rPr>
+        <w:t xml:space="preserve">  END IF;</w:t>
+      </w:r>
+      <w:r>
+        <w:br/>
+      </w:r>
+      <w:r>
+        <w:rPr>
+          <w:rFonts w:ascii="Consolas" w:hAnsi="Consolas"/>
+          <w:color w:val="111111"/>
+          <w:sz w:val="19"/>
+        </w:rPr>
+      </w:r>
+      <w:r>
+        <w:br/>
+      </w:r>
+      <w:r>
+        <w:rPr>
+          <w:rFonts w:ascii="Consolas" w:hAnsi="Consolas"/>
+          <w:color w:val="111111"/>
+          <w:sz w:val="19"/>
+        </w:rPr>
+        <w:t xml:space="preserve">  IF v_activa &lt;&gt; 'S' THEN</w:t>
+      </w:r>
+      <w:r>
+        <w:br/>
+      </w:r>
+      <w:r>
+        <w:rPr>
+          <w:rFonts w:ascii="Consolas" w:hAnsi="Consolas"/>
+          <w:color w:val="111111"/>
+          <w:sz w:val="19"/>
+        </w:rPr>
+        <w:t xml:space="preserve">    RAISE EXCEPTION 'ERROR: la mascota % esta inactiva; no se agenda cita', p_id_mascota</w:t>
+      </w:r>
+      <w:r>
+        <w:br/>
+      </w:r>
+      <w:r>
+        <w:rPr>
+          <w:rFonts w:ascii="Consolas" w:hAnsi="Consolas"/>
+          <w:color w:val="111111"/>
+          <w:sz w:val="19"/>
+        </w:rPr>
+        <w:t xml:space="preserve">      USING ERRCODE = 'MA001';</w:t>
+      </w:r>
+      <w:r>
+        <w:br/>
+      </w:r>
+      <w:r>
+        <w:rPr>
+          <w:rFonts w:ascii="Consolas" w:hAnsi="Consolas"/>
+          <w:color w:val="111111"/>
+          <w:sz w:val="19"/>
+        </w:rPr>
+        <w:t xml:space="preserve">  END IF;</w:t>
+      </w:r>
+      <w:r>
+        <w:br/>
+      </w:r>
+      <w:r>
+        <w:rPr>
+          <w:rFonts w:ascii="Consolas" w:hAnsi="Consolas"/>
+          <w:color w:val="111111"/>
+          <w:sz w:val="19"/>
+        </w:rPr>
+      </w:r>
+      <w:r>
+        <w:br/>
+      </w:r>
+      <w:r>
+        <w:rPr>
+          <w:rFonts w:ascii="Consolas" w:hAnsi="Consolas"/>
+          <w:color w:val="111111"/>
+          <w:sz w:val="19"/>
+        </w:rPr>
+        <w:t xml:space="preserve">  IF EXISTS (SELECT 1 FROM cita</w:t>
+      </w:r>
+      <w:r>
+        <w:br/>
+      </w:r>
+      <w:r>
+        <w:rPr>
+          <w:rFonts w:ascii="Consolas" w:hAnsi="Consolas"/>
+          <w:color w:val="111111"/>
+          <w:sz w:val="19"/>
+        </w:rPr>
+        <w:t xml:space="preserve">              WHERE id_veterinario = p_id_veterinario</w:t>
+      </w:r>
+      <w:r>
+        <w:br/>
+      </w:r>
+      <w:r>
+        <w:rPr>
+          <w:rFonts w:ascii="Consolas" w:hAnsi="Consolas"/>
+          <w:color w:val="111111"/>
+          <w:sz w:val="19"/>
+        </w:rPr>
+        <w:t xml:space="preserve">                AND fecha_hora     = p_fecha_hora</w:t>
+      </w:r>
+      <w:r>
+        <w:br/>
+      </w:r>
+      <w:r>
+        <w:rPr>
+          <w:rFonts w:ascii="Consolas" w:hAnsi="Consolas"/>
+          <w:color w:val="111111"/>
+          <w:sz w:val="19"/>
+        </w:rPr>
+        <w:t xml:space="preserve">                AND estado &lt;&gt; 'CANCELADA') THEN</w:t>
+      </w:r>
+      <w:r>
+        <w:br/>
+      </w:r>
+      <w:r>
+        <w:rPr>
+          <w:rFonts w:ascii="Consolas" w:hAnsi="Consolas"/>
+          <w:color w:val="111111"/>
+          <w:sz w:val="19"/>
+        </w:rPr>
+        <w:t xml:space="preserve">    RAISE EXCEPTION 'ERROR: el veterinario % ya tiene cita en %',</w:t>
+      </w:r>
+      <w:r>
+        <w:br/>
+      </w:r>
+      <w:r>
+        <w:rPr>
+          <w:rFonts w:ascii="Consolas" w:hAnsi="Consolas"/>
+          <w:color w:val="111111"/>
+          <w:sz w:val="19"/>
+        </w:rPr>
+        <w:t xml:space="preserve">                    p_id_veterinario, p_fecha_hora</w:t>
+      </w:r>
+      <w:r>
+        <w:br/>
+      </w:r>
+      <w:r>
+        <w:rPr>
+          <w:rFonts w:ascii="Consolas" w:hAnsi="Consolas"/>
+          <w:color w:val="111111"/>
+          <w:sz w:val="19"/>
+        </w:rPr>
+        <w:t xml:space="preserve">      USING ERRCODE = 'CI001';</w:t>
+      </w:r>
+      <w:r>
+        <w:br/>
+      </w:r>
+      <w:r>
+        <w:rPr>
+          <w:rFonts w:ascii="Consolas" w:hAnsi="Consolas"/>
+          <w:color w:val="111111"/>
+          <w:sz w:val="19"/>
+        </w:rPr>
+        <w:t xml:space="preserve">  END IF;</w:t>
+      </w:r>
+      <w:r>
+        <w:br/>
+      </w:r>
+      <w:r>
+        <w:rPr>
+          <w:rFonts w:ascii="Consolas" w:hAnsi="Consolas"/>
+          <w:color w:val="111111"/>
+          <w:sz w:val="19"/>
+        </w:rPr>
+      </w:r>
+      <w:r>
+        <w:br/>
+      </w:r>
+      <w:r>
+        <w:rPr>
+          <w:rFonts w:ascii="Consolas" w:hAnsi="Consolas"/>
+          <w:color w:val="111111"/>
+          <w:sz w:val="19"/>
+        </w:rPr>
+        <w:t xml:space="preserve">  INSERT INTO cita (id_mascota, id_veterinario, fecha_hora, estado)</w:t>
+      </w:r>
+      <w:r>
+        <w:br/>
+      </w:r>
+      <w:r>
+        <w:rPr>
+          <w:rFonts w:ascii="Consolas" w:hAnsi="Consolas"/>
+          <w:color w:val="111111"/>
+          <w:sz w:val="19"/>
+        </w:rPr>
+        <w:t xml:space="preserve">  VALUES (p_id_mascota, p_id_veterinario, p_fecha_hora, 'PROGRAMADA');</w:t>
       </w:r>
       <w:r>
         <w:br/>
@@ -17726,50 +19781,93 @@
           <w:color w:val="111111"/>
           <w:sz w:val="19"/>
         </w:rPr>
-        <w:t>/</w:t>
-      </w:r>
-      <w:r>
-        <w:br/>
-      </w:r>
-      <w:r>
-        <w:rPr>
-          <w:rFonts w:ascii="Consolas" w:hAnsi="Consolas"/>
-          <w:color w:val="111111"/>
-          <w:sz w:val="19"/>
-        </w:rPr>
-      </w:r>
-      <w:r>
-        <w:br/>
-      </w:r>
-      <w:r>
-        <w:rPr>
-          <w:rFonts w:ascii="Consolas" w:hAnsi="Consolas"/>
-          <w:color w:val="111111"/>
-          <w:sz w:val="19"/>
-        </w:rPr>
-        <w:t>CREATE OR REPLACE PROCEDURE sp_registrar_consulta (</w:t>
-      </w:r>
-      <w:r>
-        <w:br/>
-      </w:r>
-      <w:r>
-        <w:rPr>
-          <w:rFonts w:ascii="Consolas" w:hAnsi="Consolas"/>
-          <w:color w:val="111111"/>
-          <w:sz w:val="19"/>
-        </w:rPr>
-        <w:t xml:space="preserve">  p_id_consulta IN NUMBER, p_id_cita IN NUMBER, p_notas IN VARCHAR2, p_precio IN NUMBER, p_msg OUT VARCHAR2</w:t>
-      </w:r>
-      <w:r>
-        <w:br/>
-      </w:r>
-      <w:r>
-        <w:rPr>
-          <w:rFonts w:ascii="Consolas" w:hAnsi="Consolas"/>
-          <w:color w:val="111111"/>
-          <w:sz w:val="19"/>
-        </w:rPr>
-        <w:t>) AS</w:t>
+        <w:t>$proc$;</w:t>
+      </w:r>
+      <w:r>
+        <w:br/>
+      </w:r>
+      <w:r>
+        <w:rPr>
+          <w:rFonts w:ascii="Consolas" w:hAnsi="Consolas"/>
+          <w:color w:val="111111"/>
+          <w:sz w:val="19"/>
+        </w:rPr>
+      </w:r>
+      <w:r>
+        <w:br/>
+      </w:r>
+      <w:r>
+        <w:rPr>
+          <w:rFonts w:ascii="Consolas" w:hAnsi="Consolas"/>
+          <w:color w:val="111111"/>
+          <w:sz w:val="19"/>
+        </w:rPr>
+        <w:t>-- El caso valido: se llama con parametros, nunca armando SQL con texto.</w:t>
+      </w:r>
+      <w:r>
+        <w:br/>
+      </w:r>
+      <w:r>
+        <w:rPr>
+          <w:rFonts w:ascii="Consolas" w:hAnsi="Consolas"/>
+          <w:color w:val="111111"/>
+          <w:sz w:val="19"/>
+        </w:rPr>
+        <w:t>CALL sp_agendar_cita(1, 2, TIMESTAMP '2026-09-15 10:00:00');   -- crea la cita 11</w:t>
+      </w:r>
+      <w:r>
+        <w:br/>
+      </w:r>
+      <w:r>
+        <w:rPr>
+          <w:rFonts w:ascii="Consolas" w:hAnsi="Consolas"/>
+          <w:color w:val="111111"/>
+          <w:sz w:val="19"/>
+        </w:rPr>
+      </w:r>
+      <w:r>
+        <w:br/>
+      </w:r>
+      <w:r>
+        <w:rPr>
+          <w:rFonts w:ascii="Consolas" w:hAnsi="Consolas"/>
+          <w:color w:val="111111"/>
+          <w:sz w:val="19"/>
+        </w:rPr>
+        <w:t>-- Lo que recibe la aplicacion cuando falla: el codigo (SQLSTATE) y el mensaje. Cada DO hace</w:t>
+      </w:r>
+      <w:r>
+        <w:br/>
+      </w:r>
+      <w:r>
+        <w:rPr>
+          <w:rFonts w:ascii="Consolas" w:hAnsi="Consolas"/>
+          <w:color w:val="111111"/>
+          <w:sz w:val="19"/>
+        </w:rPr>
+        <w:t>-- de aplicacion: atrapa el error, lo muestra y deja seguir el script. La app real traduce el</w:t>
+      </w:r>
+      <w:r>
+        <w:br/>
+      </w:r>
+      <w:r>
+        <w:rPr>
+          <w:rFonts w:ascii="Consolas" w:hAnsi="Consolas"/>
+          <w:color w:val="111111"/>
+          <w:sz w:val="19"/>
+        </w:rPr>
+        <w:t>-- codigo a un mensaje para recepcion y guarda el texto tecnico en su log.</w:t>
+      </w:r>
+      <w:r>
+        <w:br/>
+      </w:r>
+      <w:r>
+        <w:rPr>
+          <w:rFonts w:ascii="Consolas" w:hAnsi="Consolas"/>
+          <w:color w:val="111111"/>
+          <w:sz w:val="19"/>
+        </w:rPr>
+        <w:t>DO $$</w:t>
       </w:r>
       <w:r>
         <w:br/>
@@ -17791,29 +19889,454 @@
           <w:color w:val="111111"/>
           <w:sz w:val="19"/>
         </w:rPr>
-        <w:t xml:space="preserve">  INSERT INTO consulta(id_consulta, id_cita, notas, precio) VALUES (p_id_consulta, p_id_cita, p_notas, p_precio);</w:t>
-      </w:r>
-      <w:r>
-        <w:br/>
-      </w:r>
-      <w:r>
-        <w:rPr>
-          <w:rFonts w:ascii="Consolas" w:hAnsi="Consolas"/>
-          <w:color w:val="111111"/>
-          <w:sz w:val="19"/>
-        </w:rPr>
-        <w:t xml:space="preserve">  p_msg := 'OK: consulta registrada'; COMMIT;</w:t>
-      </w:r>
-      <w:r>
-        <w:br/>
-      </w:r>
-      <w:r>
-        <w:rPr>
-          <w:rFonts w:ascii="Consolas" w:hAnsi="Consolas"/>
-          <w:color w:val="111111"/>
-          <w:sz w:val="19"/>
-        </w:rPr>
-        <w:t>EXCEPTION WHEN OTHERS THEN p_msg := 'ERROR: ' || SQLERRM; ROLLBACK;</w:t>
+        <w:t xml:space="preserve">  CALL sp_agendar_cita(3, 2, TIMESTAMP '2026-09-21 08:00:00');    -- Rocky, inactiva</w:t>
+      </w:r>
+      <w:r>
+        <w:br/>
+      </w:r>
+      <w:r>
+        <w:rPr>
+          <w:rFonts w:ascii="Consolas" w:hAnsi="Consolas"/>
+          <w:color w:val="111111"/>
+          <w:sz w:val="19"/>
+        </w:rPr>
+        <w:t>EXCEPTION WHEN OTHERS THEN</w:t>
+      </w:r>
+      <w:r>
+        <w:br/>
+      </w:r>
+      <w:r>
+        <w:rPr>
+          <w:rFonts w:ascii="Consolas" w:hAnsi="Consolas"/>
+          <w:color w:val="111111"/>
+          <w:sz w:val="19"/>
+        </w:rPr>
+        <w:t xml:space="preserve">  RAISE NOTICE 'codigo % · %', SQLSTATE, SQLERRM;                 -- codigo MA001</w:t>
+      </w:r>
+      <w:r>
+        <w:br/>
+      </w:r>
+      <w:r>
+        <w:rPr>
+          <w:rFonts w:ascii="Consolas" w:hAnsi="Consolas"/>
+          <w:color w:val="111111"/>
+          <w:sz w:val="19"/>
+        </w:rPr>
+        <w:t>END $$;</w:t>
+      </w:r>
+      <w:r>
+        <w:br/>
+      </w:r>
+      <w:r>
+        <w:rPr>
+          <w:rFonts w:ascii="Consolas" w:hAnsi="Consolas"/>
+          <w:color w:val="111111"/>
+          <w:sz w:val="19"/>
+        </w:rPr>
+      </w:r>
+      <w:r>
+        <w:br/>
+      </w:r>
+      <w:r>
+        <w:rPr>
+          <w:rFonts w:ascii="Consolas" w:hAnsi="Consolas"/>
+          <w:color w:val="111111"/>
+          <w:sz w:val="19"/>
+        </w:rPr>
+        <w:t>DO $$</w:t>
+      </w:r>
+      <w:r>
+        <w:br/>
+      </w:r>
+      <w:r>
+        <w:rPr>
+          <w:rFonts w:ascii="Consolas" w:hAnsi="Consolas"/>
+          <w:color w:val="111111"/>
+          <w:sz w:val="19"/>
+        </w:rPr>
+        <w:t>BEGIN</w:t>
+      </w:r>
+      <w:r>
+        <w:br/>
+      </w:r>
+      <w:r>
+        <w:rPr>
+          <w:rFonts w:ascii="Consolas" w:hAnsi="Consolas"/>
+          <w:color w:val="111111"/>
+          <w:sz w:val="19"/>
+        </w:rPr>
+        <w:t xml:space="preserve">  CALL sp_agendar_cita(99, 2, TIMESTAMP '2026-09-22 08:00:00');   -- no existe</w:t>
+      </w:r>
+      <w:r>
+        <w:br/>
+      </w:r>
+      <w:r>
+        <w:rPr>
+          <w:rFonts w:ascii="Consolas" w:hAnsi="Consolas"/>
+          <w:color w:val="111111"/>
+          <w:sz w:val="19"/>
+        </w:rPr>
+        <w:t>EXCEPTION WHEN OTHERS THEN</w:t>
+      </w:r>
+      <w:r>
+        <w:br/>
+      </w:r>
+      <w:r>
+        <w:rPr>
+          <w:rFonts w:ascii="Consolas" w:hAnsi="Consolas"/>
+          <w:color w:val="111111"/>
+          <w:sz w:val="19"/>
+        </w:rPr>
+        <w:t xml:space="preserve">  RAISE NOTICE 'codigo % · %', SQLSTATE, SQLERRM;                 -- codigo MA002</w:t>
+      </w:r>
+      <w:r>
+        <w:br/>
+      </w:r>
+      <w:r>
+        <w:rPr>
+          <w:rFonts w:ascii="Consolas" w:hAnsi="Consolas"/>
+          <w:color w:val="111111"/>
+          <w:sz w:val="19"/>
+        </w:rPr>
+        <w:t>END $$;</w:t>
+      </w:r>
+      <w:r>
+        <w:br/>
+      </w:r>
+      <w:r>
+        <w:rPr>
+          <w:rFonts w:ascii="Consolas" w:hAnsi="Consolas"/>
+          <w:color w:val="111111"/>
+          <w:sz w:val="19"/>
+        </w:rPr>
+      </w:r>
+      <w:r>
+        <w:br/>
+      </w:r>
+      <w:r>
+        <w:rPr>
+          <w:rFonts w:ascii="Consolas" w:hAnsi="Consolas"/>
+          <w:color w:val="111111"/>
+          <w:sz w:val="19"/>
+        </w:rPr>
+        <w:t>DO $$</w:t>
+      </w:r>
+      <w:r>
+        <w:br/>
+      </w:r>
+      <w:r>
+        <w:rPr>
+          <w:rFonts w:ascii="Consolas" w:hAnsi="Consolas"/>
+          <w:color w:val="111111"/>
+          <w:sz w:val="19"/>
+        </w:rPr>
+        <w:t>BEGIN</w:t>
+      </w:r>
+      <w:r>
+        <w:br/>
+      </w:r>
+      <w:r>
+        <w:rPr>
+          <w:rFonts w:ascii="Consolas" w:hAnsi="Consolas"/>
+          <w:color w:val="111111"/>
+          <w:sz w:val="19"/>
+        </w:rPr>
+        <w:t xml:space="preserve">  CALL sp_agendar_cita(2, 1, TIMESTAMP '2026-09-01 08:00:00');    -- franja de la cita 1</w:t>
+      </w:r>
+      <w:r>
+        <w:br/>
+      </w:r>
+      <w:r>
+        <w:rPr>
+          <w:rFonts w:ascii="Consolas" w:hAnsi="Consolas"/>
+          <w:color w:val="111111"/>
+          <w:sz w:val="19"/>
+        </w:rPr>
+        <w:t>EXCEPTION WHEN OTHERS THEN</w:t>
+      </w:r>
+      <w:r>
+        <w:br/>
+      </w:r>
+      <w:r>
+        <w:rPr>
+          <w:rFonts w:ascii="Consolas" w:hAnsi="Consolas"/>
+          <w:color w:val="111111"/>
+          <w:sz w:val="19"/>
+        </w:rPr>
+        <w:t xml:space="preserve">  RAISE NOTICE 'codigo % · %', SQLSTATE, SQLERRM;                 -- codigo CI001</w:t>
+      </w:r>
+      <w:r>
+        <w:br/>
+      </w:r>
+      <w:r>
+        <w:rPr>
+          <w:rFonts w:ascii="Consolas" w:hAnsi="Consolas"/>
+          <w:color w:val="111111"/>
+          <w:sz w:val="19"/>
+        </w:rPr>
+        <w:t>END $$;</w:t>
+      </w:r>
+      <w:r>
+        <w:br/>
+      </w:r>
+      <w:r>
+        <w:rPr>
+          <w:rFonts w:ascii="Consolas" w:hAnsi="Consolas"/>
+          <w:color w:val="111111"/>
+          <w:sz w:val="19"/>
+        </w:rPr>
+      </w:r>
+      <w:r>
+        <w:br/>
+      </w:r>
+      <w:r>
+        <w:rPr>
+          <w:rFonts w:ascii="Consolas" w:hAnsi="Consolas"/>
+          <w:color w:val="111111"/>
+          <w:sz w:val="19"/>
+        </w:rPr>
+        <w:t>-- La prueba de que los rechazos no dejaron nada: 11 citas (las 10 sembradas + la valida).</w:t>
+      </w:r>
+      <w:r>
+        <w:br/>
+      </w:r>
+      <w:r>
+        <w:rPr>
+          <w:rFonts w:ascii="Consolas" w:hAnsi="Consolas"/>
+          <w:color w:val="111111"/>
+          <w:sz w:val="19"/>
+        </w:rPr>
+        <w:t>SELECT COUNT(*) AS citas_totales FROM cita;</w:t>
+      </w:r>
+      <w:r>
+        <w:br/>
+      </w:r>
+      <w:r>
+        <w:rPr>
+          <w:rFonts w:ascii="Consolas" w:hAnsi="Consolas"/>
+          <w:color w:val="111111"/>
+          <w:sz w:val="19"/>
+        </w:rPr>
+      </w:r>
+      <w:r>
+        <w:br/>
+      </w:r>
+      <w:r>
+        <w:rPr>
+          <w:rFonts w:ascii="Consolas" w:hAnsi="Consolas"/>
+          <w:color w:val="111111"/>
+          <w:sz w:val="19"/>
+        </w:rPr>
+        <w:t>-- =====================================================================</w:t>
+      </w:r>
+      <w:r>
+        <w:br/>
+      </w:r>
+      <w:r>
+        <w:rPr>
+          <w:rFonts w:ascii="Consolas" w:hAnsi="Consolas"/>
+          <w:color w:val="111111"/>
+          <w:sz w:val="19"/>
+        </w:rPr>
+        <w:t>-- BLOQUE 2 · El rechazo de negocio DEVUELTO en la fila del contrato</w:t>
+      </w:r>
+      <w:r>
+        <w:br/>
+      </w:r>
+      <w:r>
+        <w:rPr>
+          <w:rFonts w:ascii="Consolas" w:hAnsi="Consolas"/>
+          <w:color w:val="111111"/>
+          <w:sz w:val="19"/>
+        </w:rPr>
+        <w:t>-- =====================================================================</w:t>
+      </w:r>
+      <w:r>
+        <w:br/>
+      </w:r>
+      <w:r>
+        <w:rPr>
+          <w:rFonts w:ascii="Consolas" w:hAnsi="Consolas"/>
+          <w:color w:val="111111"/>
+          <w:sz w:val="19"/>
+        </w:rPr>
+        <w:t>-- Una funcion de la capa de API no lanza el rechazo esperado: lo devuelve en</w:t>
+      </w:r>
+      <w:r>
+        <w:br/>
+      </w:r>
+      <w:r>
+        <w:rPr>
+          <w:rFonts w:ascii="Consolas" w:hAnsi="Consolas"/>
+          <w:color w:val="111111"/>
+          <w:sz w:val="19"/>
+        </w:rPr>
+        <w:t>-- (ok, mensaje, id_generado). Lo inesperado se captura con WHEN OTHERS: el bloque deshace lo</w:t>
+      </w:r>
+      <w:r>
+        <w:br/>
+      </w:r>
+      <w:r>
+        <w:rPr>
+          <w:rFonts w:ascii="Consolas" w:hAnsi="Consolas"/>
+          <w:color w:val="111111"/>
+          <w:sz w:val="19"/>
+        </w:rPr>
+        <w:t>-- que alcanzo a escribir y tambien se devuelve como ok = false. Nunca WHEN OTHERS THEN NULL.</w:t>
+      </w:r>
+      <w:r>
+        <w:br/>
+      </w:r>
+      <w:r>
+        <w:rPr>
+          <w:rFonts w:ascii="Consolas" w:hAnsi="Consolas"/>
+          <w:color w:val="111111"/>
+          <w:sz w:val="19"/>
+        </w:rPr>
+        <w:t>CREATE FUNCTION api_cancelar_cita(p_id_cita INT)</w:t>
+      </w:r>
+      <w:r>
+        <w:br/>
+      </w:r>
+      <w:r>
+        <w:rPr>
+          <w:rFonts w:ascii="Consolas" w:hAnsi="Consolas"/>
+          <w:color w:val="111111"/>
+          <w:sz w:val="19"/>
+        </w:rPr>
+        <w:t>RETURNS TABLE (ok BOOLEAN, mensaje TEXT, id_generado INT)</w:t>
+      </w:r>
+      <w:r>
+        <w:br/>
+      </w:r>
+      <w:r>
+        <w:rPr>
+          <w:rFonts w:ascii="Consolas" w:hAnsi="Consolas"/>
+          <w:color w:val="111111"/>
+          <w:sz w:val="19"/>
+        </w:rPr>
+        <w:t>LANGUAGE plpgsql</w:t>
+      </w:r>
+      <w:r>
+        <w:br/>
+      </w:r>
+      <w:r>
+        <w:rPr>
+          <w:rFonts w:ascii="Consolas" w:hAnsi="Consolas"/>
+          <w:color w:val="111111"/>
+          <w:sz w:val="19"/>
+        </w:rPr>
+        <w:t>AS $fn$</w:t>
+      </w:r>
+      <w:r>
+        <w:br/>
+      </w:r>
+      <w:r>
+        <w:rPr>
+          <w:rFonts w:ascii="Consolas" w:hAnsi="Consolas"/>
+          <w:color w:val="111111"/>
+          <w:sz w:val="19"/>
+        </w:rPr>
+        <w:t>BEGIN</w:t>
+      </w:r>
+      <w:r>
+        <w:br/>
+      </w:r>
+      <w:r>
+        <w:rPr>
+          <w:rFonts w:ascii="Consolas" w:hAnsi="Consolas"/>
+          <w:color w:val="111111"/>
+          <w:sz w:val="19"/>
+        </w:rPr>
+        <w:t xml:space="preserve">  UPDATE cita SET estado = 'CANCELADA'</w:t>
+      </w:r>
+      <w:r>
+        <w:br/>
+      </w:r>
+      <w:r>
+        <w:rPr>
+          <w:rFonts w:ascii="Consolas" w:hAnsi="Consolas"/>
+          <w:color w:val="111111"/>
+          <w:sz w:val="19"/>
+        </w:rPr>
+        <w:t xml:space="preserve">   WHERE id_cita = p_id_cita AND estado = 'PROGRAMADA';</w:t>
+      </w:r>
+      <w:r>
+        <w:br/>
+      </w:r>
+      <w:r>
+        <w:rPr>
+          <w:rFonts w:ascii="Consolas" w:hAnsi="Consolas"/>
+          <w:color w:val="111111"/>
+          <w:sz w:val="19"/>
+        </w:rPr>
+        <w:t xml:space="preserve">  IF NOT FOUND THEN                -- rechazo de negocio esperado: se devuelve</w:t>
+      </w:r>
+      <w:r>
+        <w:br/>
+      </w:r>
+      <w:r>
+        <w:rPr>
+          <w:rFonts w:ascii="Consolas" w:hAnsi="Consolas"/>
+          <w:color w:val="111111"/>
+          <w:sz w:val="19"/>
+        </w:rPr>
+        <w:t xml:space="preserve">    RETURN QUERY SELECT FALSE, 'No se puede cancelar', NULL::INT;</w:t>
+      </w:r>
+      <w:r>
+        <w:br/>
+      </w:r>
+      <w:r>
+        <w:rPr>
+          <w:rFonts w:ascii="Consolas" w:hAnsi="Consolas"/>
+          <w:color w:val="111111"/>
+          <w:sz w:val="19"/>
+        </w:rPr>
+        <w:t xml:space="preserve">    RETURN;                        -- RETURN QUERY no termina la funcion: falta este RETURN</w:t>
+      </w:r>
+      <w:r>
+        <w:br/>
+      </w:r>
+      <w:r>
+        <w:rPr>
+          <w:rFonts w:ascii="Consolas" w:hAnsi="Consolas"/>
+          <w:color w:val="111111"/>
+          <w:sz w:val="19"/>
+        </w:rPr>
+        <w:t xml:space="preserve">  END IF;</w:t>
+      </w:r>
+      <w:r>
+        <w:br/>
+      </w:r>
+      <w:r>
+        <w:rPr>
+          <w:rFonts w:ascii="Consolas" w:hAnsi="Consolas"/>
+          <w:color w:val="111111"/>
+          <w:sz w:val="19"/>
+        </w:rPr>
+        <w:t xml:space="preserve">  RETURN QUERY SELECT TRUE, 'Cita cancelada', p_id_cita;</w:t>
+      </w:r>
+      <w:r>
+        <w:br/>
+      </w:r>
+      <w:r>
+        <w:rPr>
+          <w:rFonts w:ascii="Consolas" w:hAnsi="Consolas"/>
+          <w:color w:val="111111"/>
+          <w:sz w:val="19"/>
+        </w:rPr>
+        <w:t>EXCEPTION WHEN OTHERS THEN         -- lo inesperado: se deshace y se informa</w:t>
+      </w:r>
+      <w:r>
+        <w:br/>
+      </w:r>
+      <w:r>
+        <w:rPr>
+          <w:rFonts w:ascii="Consolas" w:hAnsi="Consolas"/>
+          <w:color w:val="111111"/>
+          <w:sz w:val="19"/>
+        </w:rPr>
+        <w:t xml:space="preserve">  RETURN QUERY SELECT FALSE, SQLERRM, NULL::INT;</w:t>
       </w:r>
       <w:r>
         <w:br/>
@@ -17835,61 +20358,356 @@
           <w:color w:val="111111"/>
           <w:sz w:val="19"/>
         </w:rPr>
-        <w:t>/</w:t>
-      </w:r>
-      <w:r>
-        <w:br/>
-      </w:r>
-      <w:r>
-        <w:rPr>
-          <w:rFonts w:ascii="Consolas" w:hAnsi="Consolas"/>
-          <w:color w:val="111111"/>
-          <w:sz w:val="19"/>
-        </w:rPr>
-      </w:r>
-      <w:r>
-        <w:br/>
-      </w:r>
-      <w:r>
-        <w:rPr>
-          <w:rFonts w:ascii="Consolas" w:hAnsi="Consolas"/>
-          <w:color w:val="111111"/>
-          <w:sz w:val="19"/>
-        </w:rPr>
-        <w:t>-- Contrato para la sustentacion (documentar tal cual en el informe):</w:t>
-      </w:r>
-      <w:r>
-        <w:br/>
-      </w:r>
-      <w:r>
-        <w:rPr>
-          <w:rFonts w:ascii="Consolas" w:hAnsi="Consolas"/>
-          <w:color w:val="111111"/>
-          <w:sz w:val="19"/>
-        </w:rPr>
-        <w:t>-- sp_agendar_cita(id_cita, id_mascota, fecha)      -&gt; p_msg: 'OK: ...' | 'ERROR: ...'</w:t>
-      </w:r>
-      <w:r>
-        <w:br/>
-      </w:r>
-      <w:r>
-        <w:rPr>
-          <w:rFonts w:ascii="Consolas" w:hAnsi="Consolas"/>
-          <w:color w:val="111111"/>
-          <w:sz w:val="19"/>
-        </w:rPr>
-        <w:t>-- sp_registrar_consulta(id_consulta, id_cita, notas, precio) -&gt; p_msg idem</w:t>
-      </w:r>
-      <w:r>
-        <w:br/>
-      </w:r>
-      <w:r>
-        <w:rPr>
-          <w:rFonts w:ascii="Consolas" w:hAnsi="Consolas"/>
-          <w:color w:val="111111"/>
-          <w:sz w:val="19"/>
-        </w:rPr>
-        <w:t>-- sp_facturar(id_factura, id_consulta, lineas...)  -&gt; ver Clase 8 (transaccion factura+stock)</w:t>
+        <w:t>$fn$;</w:t>
+      </w:r>
+      <w:r>
+        <w:br/>
+      </w:r>
+      <w:r>
+        <w:rPr>
+          <w:rFonts w:ascii="Consolas" w:hAnsi="Consolas"/>
+          <w:color w:val="111111"/>
+          <w:sz w:val="19"/>
+        </w:rPr>
+      </w:r>
+      <w:r>
+        <w:br/>
+      </w:r>
+      <w:r>
+        <w:rPr>
+          <w:rFonts w:ascii="Consolas" w:hAnsi="Consolas"/>
+          <w:color w:val="111111"/>
+          <w:sz w:val="19"/>
+        </w:rPr>
+        <w:t>SELECT * FROM api_cancelar_cita(1);    -- t | Cita cancelada       | 1</w:t>
+      </w:r>
+      <w:r>
+        <w:br/>
+      </w:r>
+      <w:r>
+        <w:rPr>
+          <w:rFonts w:ascii="Consolas" w:hAnsi="Consolas"/>
+          <w:color w:val="111111"/>
+          <w:sz w:val="19"/>
+        </w:rPr>
+        <w:t>SELECT * FROM api_cancelar_cita(1);    -- f | No se puede cancelar | NULL (ya esta cancelada)</w:t>
+      </w:r>
+      <w:r>
+        <w:br/>
+      </w:r>
+      <w:r>
+        <w:rPr>
+          <w:rFonts w:ascii="Consolas" w:hAnsi="Consolas"/>
+          <w:color w:val="111111"/>
+          <w:sz w:val="19"/>
+        </w:rPr>
+        <w:t>SELECT * FROM api_cancelar_cita(99);   -- f | No se puede cancelar | NULL (no existe)</w:t>
+      </w:r>
+      <w:r>
+        <w:br/>
+      </w:r>
+      <w:r>
+        <w:rPr>
+          <w:rFonts w:ascii="Consolas" w:hAnsi="Consolas"/>
+          <w:color w:val="111111"/>
+          <w:sz w:val="19"/>
+        </w:rPr>
+      </w:r>
+      <w:r>
+        <w:br/>
+      </w:r>
+      <w:r>
+        <w:rPr>
+          <w:rFonts w:ascii="Consolas" w:hAnsi="Consolas"/>
+          <w:color w:val="111111"/>
+          <w:sz w:val="19"/>
+        </w:rPr>
+        <w:t>-- La cancelacion libero la franja del veterinario 1 el 2026-09-01 a las 08:00: el mismo CALL</w:t>
+      </w:r>
+      <w:r>
+        <w:br/>
+      </w:r>
+      <w:r>
+        <w:rPr>
+          <w:rFonts w:ascii="Consolas" w:hAnsi="Consolas"/>
+          <w:color w:val="111111"/>
+          <w:sz w:val="19"/>
+        </w:rPr>
+        <w:t>-- que en el BLOQUE 1 se rechazo con CI001 ahora entra.</w:t>
+      </w:r>
+      <w:r>
+        <w:br/>
+      </w:r>
+      <w:r>
+        <w:rPr>
+          <w:rFonts w:ascii="Consolas" w:hAnsi="Consolas"/>
+          <w:color w:val="111111"/>
+          <w:sz w:val="19"/>
+        </w:rPr>
+        <w:t>CALL sp_agendar_cita(2, 1, TIMESTAMP '2026-09-01 08:00:00');   -- crea la cita 12</w:t>
+      </w:r>
+      <w:r>
+        <w:br/>
+      </w:r>
+      <w:r>
+        <w:rPr>
+          <w:rFonts w:ascii="Consolas" w:hAnsi="Consolas"/>
+          <w:color w:val="111111"/>
+          <w:sz w:val="19"/>
+        </w:rPr>
+        <w:t>SELECT id_cita, id_mascota, estado</w:t>
+      </w:r>
+      <w:r>
+        <w:br/>
+      </w:r>
+      <w:r>
+        <w:rPr>
+          <w:rFonts w:ascii="Consolas" w:hAnsi="Consolas"/>
+          <w:color w:val="111111"/>
+          <w:sz w:val="19"/>
+        </w:rPr>
+        <w:t xml:space="preserve">  FROM cita</w:t>
+      </w:r>
+      <w:r>
+        <w:br/>
+      </w:r>
+      <w:r>
+        <w:rPr>
+          <w:rFonts w:ascii="Consolas" w:hAnsi="Consolas"/>
+          <w:color w:val="111111"/>
+          <w:sz w:val="19"/>
+        </w:rPr>
+        <w:t xml:space="preserve"> WHERE id_veterinario = 1 AND fecha_hora = TIMESTAMP '2026-09-01 08:00:00'</w:t>
+      </w:r>
+      <w:r>
+        <w:br/>
+      </w:r>
+      <w:r>
+        <w:rPr>
+          <w:rFonts w:ascii="Consolas" w:hAnsi="Consolas"/>
+          <w:color w:val="111111"/>
+          <w:sz w:val="19"/>
+        </w:rPr>
+        <w:t xml:space="preserve"> ORDER BY id_cita;</w:t>
+      </w:r>
+      <w:r>
+        <w:br/>
+      </w:r>
+      <w:r>
+        <w:rPr>
+          <w:rFonts w:ascii="Consolas" w:hAnsi="Consolas"/>
+          <w:color w:val="111111"/>
+          <w:sz w:val="19"/>
+        </w:rPr>
+        <w:t>-- 2 filas: la 1 CANCELADA y la 12 PROGRAMADA (el indice unico parcial lo permite).</w:t>
+      </w:r>
+      <w:r>
+        <w:br/>
+      </w:r>
+      <w:r>
+        <w:rPr>
+          <w:rFonts w:ascii="Consolas" w:hAnsi="Consolas"/>
+          <w:color w:val="111111"/>
+          <w:sz w:val="19"/>
+        </w:rPr>
+      </w:r>
+      <w:r>
+        <w:br/>
+      </w:r>
+      <w:r>
+        <w:rPr>
+          <w:rFonts w:ascii="Consolas" w:hAnsi="Consolas"/>
+          <w:color w:val="111111"/>
+          <w:sz w:val="19"/>
+        </w:rPr>
+        <w:t>-- =====================================================================</w:t>
+      </w:r>
+      <w:r>
+        <w:br/>
+      </w:r>
+      <w:r>
+        <w:rPr>
+          <w:rFonts w:ascii="Consolas" w:hAnsi="Consolas"/>
+          <w:color w:val="111111"/>
+          <w:sz w:val="19"/>
+        </w:rPr>
+        <w:t>-- BLOQUE 3 · El contrato, como se documenta (las seis partes)</w:t>
+      </w:r>
+      <w:r>
+        <w:br/>
+      </w:r>
+      <w:r>
+        <w:rPr>
+          <w:rFonts w:ascii="Consolas" w:hAnsi="Consolas"/>
+          <w:color w:val="111111"/>
+          <w:sz w:val="19"/>
+        </w:rPr>
+        <w:t>-- =====================================================================</w:t>
+      </w:r>
+      <w:r>
+        <w:br/>
+      </w:r>
+      <w:r>
+        <w:rPr>
+          <w:rFonts w:ascii="Consolas" w:hAnsi="Consolas"/>
+          <w:color w:val="111111"/>
+          <w:sz w:val="19"/>
+        </w:rPr>
+        <w:t>-- sp_agendar_cita(p_id_mascota INT, p_id_veterinario INT, p_fecha_hora TIMESTAMP)</w:t>
+      </w:r>
+      <w:r>
+        <w:br/>
+      </w:r>
+      <w:r>
+        <w:rPr>
+          <w:rFonts w:ascii="Consolas" w:hAnsi="Consolas"/>
+          <w:color w:val="111111"/>
+          <w:sz w:val="19"/>
+        </w:rPr>
+        <w:t>--   Llamada      : CALL sp_agendar_cita(1, 2, TIMESTAMP '2026-09-15 10:00:00');</w:t>
+      </w:r>
+      <w:r>
+        <w:br/>
+      </w:r>
+      <w:r>
+        <w:rPr>
+          <w:rFonts w:ascii="Consolas" w:hAnsi="Consolas"/>
+          <w:color w:val="111111"/>
+          <w:sz w:val="19"/>
+        </w:rPr>
+        <w:t>--   Precondicion : la mascota existe y tiene activa = 'S'; la franja del veterinario</w:t>
+      </w:r>
+      <w:r>
+        <w:br/>
+      </w:r>
+      <w:r>
+        <w:rPr>
+          <w:rFonts w:ascii="Consolas" w:hAnsi="Consolas"/>
+          <w:color w:val="111111"/>
+          <w:sz w:val="19"/>
+        </w:rPr>
+        <w:t>--                  esta libre (una cita CANCELADA no la ocupa).</w:t>
+      </w:r>
+      <w:r>
+        <w:br/>
+      </w:r>
+      <w:r>
+        <w:rPr>
+          <w:rFonts w:ascii="Consolas" w:hAnsi="Consolas"/>
+          <w:color w:val="111111"/>
+          <w:sz w:val="19"/>
+        </w:rPr>
+        <w:t>--   Efecto       : 1 fila nueva en cita, estado 'PROGRAMADA'. Si falla, NINGUNA.</w:t>
+      </w:r>
+      <w:r>
+        <w:br/>
+      </w:r>
+      <w:r>
+        <w:rPr>
+          <w:rFonts w:ascii="Consolas" w:hAnsi="Consolas"/>
+          <w:color w:val="111111"/>
+          <w:sz w:val="19"/>
+        </w:rPr>
+        <w:t>--   Errores      : MA002 mascota inexistente · MA001 mascota inactiva · CI001 franja</w:t>
+      </w:r>
+      <w:r>
+        <w:br/>
+      </w:r>
+      <w:r>
+        <w:rPr>
+          <w:rFonts w:ascii="Consolas" w:hAnsi="Consolas"/>
+          <w:color w:val="111111"/>
+          <w:sz w:val="19"/>
+        </w:rPr>
+        <w:t>--                  ocupada (y 23505 si dos sesiones chocan contra uq_cita_vet_franja).</w:t>
+      </w:r>
+      <w:r>
+        <w:br/>
+      </w:r>
+      <w:r>
+        <w:rPr>
+          <w:rFonts w:ascii="Consolas" w:hAnsi="Consolas"/>
+          <w:color w:val="111111"/>
+          <w:sz w:val="19"/>
+        </w:rPr>
+        <w:t>--   Idempotente  : NO. Un doble clic intentaria dos citas; la segunda la rechaza la base.</w:t>
+      </w:r>
+      <w:r>
+        <w:br/>
+      </w:r>
+      <w:r>
+        <w:rPr>
+          <w:rFonts w:ascii="Consolas" w:hAnsi="Consolas"/>
+          <w:color w:val="111111"/>
+          <w:sz w:val="19"/>
+        </w:rPr>
+        <w:t>--   Version      : 1.</w:t>
+      </w:r>
+      <w:r>
+        <w:br/>
+      </w:r>
+      <w:r>
+        <w:rPr>
+          <w:rFonts w:ascii="Consolas" w:hAnsi="Consolas"/>
+          <w:color w:val="111111"/>
+          <w:sz w:val="19"/>
+        </w:rPr>
+        <w:t>-- api_cancelar_cita(p_id_cita INT) -&gt; (ok BOOLEAN, mensaje TEXT, id_generado INT)</w:t>
+      </w:r>
+      <w:r>
+        <w:br/>
+      </w:r>
+      <w:r>
+        <w:rPr>
+          <w:rFonts w:ascii="Consolas" w:hAnsi="Consolas"/>
+          <w:color w:val="111111"/>
+          <w:sz w:val="19"/>
+        </w:rPr>
+        <w:t>--   Efecto       : la cita pasa a 'CANCELADA' solo si estaba 'PROGRAMADA'.</w:t>
+      </w:r>
+      <w:r>
+        <w:br/>
+      </w:r>
+      <w:r>
+        <w:rPr>
+          <w:rFonts w:ascii="Consolas" w:hAnsi="Consolas"/>
+          <w:color w:val="111111"/>
+          <w:sz w:val="19"/>
+        </w:rPr>
+        <w:t>--   Retorno      : ok = true con id_generado = el id de la cita; ok = false con el motivo e</w:t>
+      </w:r>
+      <w:r>
+        <w:br/>
+      </w:r>
+      <w:r>
+        <w:rPr>
+          <w:rFonts w:ascii="Consolas" w:hAnsi="Consolas"/>
+          <w:color w:val="111111"/>
+          <w:sz w:val="19"/>
+        </w:rPr>
+        <w:t>--                  id_generado NULL (ni 0 ni -1).</w:t>
+      </w:r>
+      <w:r>
+        <w:br/>
+      </w:r>
+      <w:r>
+        <w:rPr>
+          <w:rFonts w:ascii="Consolas" w:hAnsi="Consolas"/>
+          <w:color w:val="111111"/>
+          <w:sz w:val="19"/>
+        </w:rPr>
+        <w:t>--   Idempotente  : SI. Repetirla deja la base igual y responde ok = false.</w:t>
+      </w:r>
+      <w:r>
+        <w:br/>
+      </w:r>
+      <w:r>
+        <w:rPr>
+          <w:rFonts w:ascii="Consolas" w:hAnsi="Consolas"/>
+          <w:color w:val="111111"/>
+          <w:sz w:val="19"/>
+        </w:rPr>
+        <w:t>--   Version      : 1.</w:t>
       </w:r>
     </w:p>
     <w:p>

--- a/Bases de Datos II/Kit docente/Guia Docente - Parte Practica por Clase.docx
+++ b/Bases de Datos II/Kit docente/Guia Docente - Parte Practica por Clase.docx
@@ -20951,7 +20951,7 @@
           <w:color w:val="4A4A49"/>
           <w:sz w:val="22"/>
         </w:rPr>
-        <w:t xml:space="preserve"> lecciónes accionables.</w:t>
+        <w:t xml:space="preserve"> lecciones concretas.</w:t>
       </w:r>
     </w:p>
     <w:p>
